--- a/CPCS405_Project_Report.docx
+++ b/CPCS405_Project_Report.docx
@@ -2213,7 +2213,110 @@
         <w:rPr>
           <w:color w:val="2E74B5"/>
         </w:rPr>
-        <w:t>6.3  Key Database Operations</w:t>
+        <w:t>6.3  Database Verification (phpMyAdmin)</w:t>
+      </w:r>
+    </w:p>
+    <w:p>
+      <w:pPr/>
+      <w:r>
+        <w:rPr>
+          <w:sz w:val="22"/>
+        </w:rPr>
+        <w:t>The following screenshot shows the ExamResults table as seen in phpMyAdmin (XAMPP at http://localhost/phpmyadmin). It confirms that student results are successfully stored after exam completion, with all required columns correctly populated: ID, Student ID, Course Name, Year, Semester, and Score.</w:t>
+      </w:r>
+    </w:p>
+    <w:p>
+      <w:pPr>
+        <w:jc w:val="center"/>
+      </w:pPr>
+      <w:r>
+        <w:drawing>
+          <wp:inline xmlns:a="http://schemas.openxmlformats.org/drawingml/2006/main" xmlns:pic="http://schemas.openxmlformats.org/drawingml/2006/picture">
+            <wp:extent cx="5303520" cy="5303520"/>
+            <wp:docPr id="9" name="Picture 9"/>
+            <wp:cNvGraphicFramePr>
+              <a:graphicFrameLocks noChangeAspect="1"/>
+            </wp:cNvGraphicFramePr>
+            <a:graphic>
+              <a:graphicData uri="http://schemas.openxmlformats.org/drawingml/2006/picture">
+                <pic:pic>
+                  <pic:nvPicPr>
+                    <pic:cNvPr id="0" name="phpmyadmin_examresults_1778859851919.png"/>
+                    <pic:cNvPicPr/>
+                  </pic:nvPicPr>
+                  <pic:blipFill>
+                    <a:blip r:embed="rId16"/>
+                    <a:stretch>
+                      <a:fillRect/>
+                    </a:stretch>
+                  </pic:blipFill>
+                  <pic:spPr>
+                    <a:xfrm>
+                      <a:off x="0" y="0"/>
+                      <a:ext cx="5303520" cy="5303520"/>
+                    </a:xfrm>
+                    <a:prstGeom prst="rect"/>
+                  </pic:spPr>
+                </pic:pic>
+              </a:graphicData>
+            </a:graphic>
+          </wp:inline>
+        </w:drawing>
+      </w:r>
+    </w:p>
+    <w:p>
+      <w:pPr>
+        <w:jc w:val="center"/>
+      </w:pPr>
+      <w:r>
+        <w:rPr>
+          <w:i/>
+          <w:sz w:val="18"/>
+        </w:rPr>
+        <w:t>Figure 9 — phpMyAdmin: ExamResults table with sample student records</w:t>
+      </w:r>
+    </w:p>
+    <w:p>
+      <w:pPr/>
+      <w:r>
+        <w:rPr>
+          <w:b/>
+          <w:sz w:val="22"/>
+        </w:rPr>
+        <w:t>Database Connection Settings (DatabaseManager.java):</w:t>
+      </w:r>
+    </w:p>
+    <w:p>
+      <w:pPr>
+        <w:ind w:left="567"/>
+      </w:pPr>
+      <w:r>
+        <w:rPr>
+          <w:rFonts w:ascii="Courier New" w:hAnsi="Courier New"/>
+          <w:color w:val="006000"/>
+          <w:sz w:val="18"/>
+        </w:rPr>
+        <w:t>URL:       jdbc:mysql://localhost:3306/onlineexam</w:t>
+        <w:br/>
+        <w:t>Username:  root</w:t>
+        <w:br/>
+        <w:t>Password:  (empty — default XAMPP)</w:t>
+        <w:br/>
+        <w:t>Tool:      XAMPP &gt; phpMyAdmin &gt; http://localhost/phpmyadmin</w:t>
+      </w:r>
+    </w:p>
+    <w:p>
+      <w:pPr/>
+    </w:p>
+    <w:p>
+      <w:pPr>
+        <w:pStyle w:val="Heading2"/>
+      </w:pPr>
+      <w:r>
+        <w:rPr>
+          <w:color w:val="2E74B5"/>
+        </w:rPr>
+        <w:t>6.4  Key Database Operations</w:t>
       </w:r>
     </w:p>
     <w:tbl>

--- a/CPCS405_Project_Report.docx
+++ b/CPCS405_Project_Report.docx
@@ -6,14 +6,66 @@
     <w:p>
       <w:pPr>
         <w:jc w:val="center"/>
+        <w:rPr>
+          <w:sz w:val="32"/>
+          <w:szCs w:val="32"/>
+        </w:rPr>
       </w:pPr>
       <w:r>
         <w:rPr>
           <w:b/>
           <w:color w:val="1F497D"/>
-          <w:sz w:val="44"/>
+          <w:sz w:val="56"/>
+          <w:szCs w:val="32"/>
         </w:rPr>
         <w:t>CPCS 405 — Final Project Report</w:t>
+      </w:r>
+    </w:p>
+    <w:p>
+      <w:pPr>
+        <w:jc w:val="center"/>
+        <w:rPr>
+          <w:sz w:val="32"/>
+          <w:szCs w:val="32"/>
+        </w:rPr>
+      </w:pPr>
+      <w:r>
+        <w:rPr>
+          <w:b/>
+          <w:sz w:val="48"/>
+          <w:szCs w:val="32"/>
+        </w:rPr>
+        <w:t>Online Exam System</w:t>
+      </w:r>
+    </w:p>
+    <w:p>
+      <w:pPr>
+        <w:jc w:val="center"/>
+        <w:rPr>
+          <w:sz w:val="32"/>
+          <w:szCs w:val="32"/>
+        </w:rPr>
+      </w:pPr>
+      <w:r>
+        <w:rPr>
+          <w:sz w:val="32"/>
+          <w:szCs w:val="32"/>
+        </w:rPr>
+        <w:t xml:space="preserve">Raef Alharbi </w:t>
+      </w:r>
+      <w:r>
+        <w:rPr>
+          <w:sz w:val="32"/>
+          <w:szCs w:val="32"/>
+        </w:rPr>
+        <w:t>-</w:t>
+      </w:r>
+      <w:r>
+        <w:rPr>
+          <w:sz w:val="32"/>
+          <w:szCs w:val="32"/>
+        </w:rPr>
+        <w:t xml:space="preserve"> 2236483</w:t>
       </w:r>
     </w:p>
     <w:p>
@@ -22,168 +74,17 @@
       </w:pPr>
       <w:r>
         <w:rPr>
-          <w:b/>
-          <w:sz w:val="36"/>
+          <w:sz w:val="32"/>
+          <w:szCs w:val="32"/>
         </w:rPr>
-        <w:t>Online Exam System</w:t>
+        <w:t>Mohand</w:t>
       </w:r>
-    </w:p>
-    <w:p/>
-    <w:tbl>
-      <w:tblPr>
-        <w:tblStyle w:val="TableGrid"/>
-        <w:tblW w:w="0" w:type="auto"/>
-        <w:jc w:val="center"/>
-        <w:tblLook w:val="04A0" w:firstRow="1" w:lastRow="0" w:firstColumn="1" w:lastColumn="0" w:noHBand="0" w:noVBand="1"/>
-      </w:tblPr>
-      <w:tblGrid>
-        <w:gridCol w:w="4561"/>
-        <w:gridCol w:w="4561"/>
-      </w:tblGrid>
-      <w:tr>
-        <w:trPr>
-          <w:jc w:val="center"/>
-        </w:trPr>
-        <w:tc>
-          <w:tcPr>
-            <w:tcW w:w="4561" w:type="dxa"/>
-          </w:tcPr>
-          <w:p>
-            <w:r>
-              <w:rPr>
-                <w:b/>
-              </w:rPr>
-              <w:t>Course</w:t>
-            </w:r>
-          </w:p>
-        </w:tc>
-        <w:tc>
-          <w:tcPr>
-            <w:tcW w:w="4561" w:type="dxa"/>
-          </w:tcPr>
-          <w:p>
-            <w:r>
-              <w:t>CPCS 405 — Java Programming</w:t>
-            </w:r>
-          </w:p>
-        </w:tc>
-      </w:tr>
-      <w:tr>
-        <w:trPr>
-          <w:jc w:val="center"/>
-        </w:trPr>
-        <w:tc>
-          <w:tcPr>
-            <w:tcW w:w="4561" w:type="dxa"/>
-          </w:tcPr>
-          <w:p>
-            <w:r>
-              <w:rPr>
-                <w:b/>
-              </w:rPr>
-              <w:t>Semester</w:t>
-            </w:r>
-          </w:p>
-        </w:tc>
-        <w:tc>
-          <w:tcPr>
-            <w:tcW w:w="4561" w:type="dxa"/>
-          </w:tcPr>
-          <w:p>
-            <w:r>
-              <w:t>2nd Semester, 2026</w:t>
-            </w:r>
-          </w:p>
-        </w:tc>
-      </w:tr>
-      <w:tr>
-        <w:trPr>
-          <w:jc w:val="center"/>
-        </w:trPr>
-        <w:tc>
-          <w:tcPr>
-            <w:tcW w:w="4561" w:type="dxa"/>
-          </w:tcPr>
-          <w:p>
-            <w:r>
-              <w:rPr>
-                <w:b/>
-              </w:rPr>
-              <w:t>Due Date</w:t>
-            </w:r>
-          </w:p>
-        </w:tc>
-        <w:tc>
-          <w:tcPr>
-            <w:tcW w:w="4561" w:type="dxa"/>
-          </w:tcPr>
-          <w:p>
-            <w:r>
-              <w:t>Thursday, May 21, 2026 @ 11:59 pm</w:t>
-            </w:r>
-          </w:p>
-        </w:tc>
-      </w:tr>
-      <w:tr>
-        <w:trPr>
-          <w:jc w:val="center"/>
-        </w:trPr>
-        <w:tc>
-          <w:tcPr>
-            <w:tcW w:w="4561" w:type="dxa"/>
-          </w:tcPr>
-          <w:p>
-            <w:r>
-              <w:rPr>
-                <w:b/>
-              </w:rPr>
-              <w:t>Group Members</w:t>
-            </w:r>
-          </w:p>
-        </w:tc>
-        <w:tc>
-          <w:tcPr>
-            <w:tcW w:w="4561" w:type="dxa"/>
-          </w:tcPr>
-          <w:p>
-            <w:r>
-              <w:t>Raef Alharbi   ·   Mohanad Alqarni</w:t>
-            </w:r>
-          </w:p>
-        </w:tc>
-      </w:tr>
-      <w:tr>
-        <w:trPr>
-          <w:jc w:val="center"/>
-        </w:trPr>
-        <w:tc>
-          <w:tcPr>
-            <w:tcW w:w="4561" w:type="dxa"/>
-          </w:tcPr>
-          <w:p>
-            <w:r>
-              <w:rPr>
-                <w:b/>
-              </w:rPr>
-              <w:t>Total Marks</w:t>
-            </w:r>
-          </w:p>
-        </w:tc>
-        <w:tc>
-          <w:tcPr>
-            <w:tcW w:w="4561" w:type="dxa"/>
-          </w:tcPr>
-          <w:p>
-            <w:r>
-              <w:t>20 points</w:t>
-            </w:r>
-          </w:p>
-        </w:tc>
-      </w:tr>
-    </w:tbl>
-    <w:p>
       <w:r>
-        <w:br w:type="page"/>
+        <w:rPr>
+          <w:sz w:val="32"/>
+          <w:szCs w:val="32"/>
+        </w:rPr>
+        <w:t xml:space="preserve"> Alqarni - 2237505</w:t>
       </w:r>
     </w:p>
     <w:p>
@@ -191,2870 +92,7 @@
         <w:pStyle w:val="Heading1"/>
       </w:pPr>
       <w:r>
-        <w:rPr>
-          <w:color w:val="1F497D"/>
-        </w:rPr>
-        <w:lastRenderedPageBreak/>
-        <w:t>1. Project Overview</w:t>
-      </w:r>
-    </w:p>
-    <w:p>
-      <w:r>
-        <w:t>The Online Exam System is a distributed Java desktop application built with JavaFX for the user interface, Java Sockets (TCP/IP) for real-time client-server communication, and MySQL for persistent data storage.</w:t>
-      </w:r>
-    </w:p>
-    <w:p>
-      <w:r>
-        <w:t>The system supports two roles:</w:t>
-      </w:r>
-    </w:p>
-    <w:p>
-      <w:pPr>
-        <w:pStyle w:val="ListBullet"/>
-      </w:pPr>
-      <w:r>
-        <w:t>Exam Administrator (Server): Creates exams from question files, monitors active students in real time, and manages the exam server.</w:t>
-      </w:r>
-    </w:p>
-    <w:p>
-      <w:pPr>
-        <w:pStyle w:val="ListBullet"/>
-      </w:pPr>
-      <w:r>
-        <w:t>Student (Client): Connects to the server, selects an available exam, answers questions one at a time, and receives a final score.</w:t>
-      </w:r>
-    </w:p>
-    <w:p>
-      <w:r>
-        <w:rPr>
-          <w:b/>
-        </w:rPr>
-        <w:t>Key Features:</w:t>
-      </w:r>
-    </w:p>
-    <w:p>
-      <w:pPr>
-        <w:pStyle w:val="ListBullet"/>
-      </w:pPr>
-      <w:r>
-        <w:t>Real-time multi-student exam support via socket threads</w:t>
-      </w:r>
-    </w:p>
-    <w:p>
-      <w:pPr>
-        <w:pStyle w:val="ListBullet"/>
-      </w:pPr>
-      <w:r>
-        <w:t>Question-by-question delivery — server never reveals answers to the client</w:t>
-      </w:r>
-    </w:p>
-    <w:p>
-      <w:pPr>
-        <w:pStyle w:val="ListBullet"/>
-      </w:pPr>
-      <w:r>
-        <w:t>Exam resume after network interruption (progress saved per answer)</w:t>
-      </w:r>
-    </w:p>
-    <w:p>
-      <w:pPr>
-        <w:pStyle w:val="ListBullet"/>
-      </w:pPr>
-      <w:r>
-        <w:t>60-minute exam expiry enforced server-side</w:t>
-      </w:r>
-    </w:p>
-    <w:p>
-      <w:pPr>
-        <w:pStyle w:val="ListBullet"/>
-      </w:pPr>
-      <w:r>
-        <w:t>MySQL result persistence in the required ExamResults table</w:t>
-      </w:r>
-    </w:p>
-    <w:p>
-      <w:pPr>
-        <w:pStyle w:val="ListBullet"/>
-      </w:pPr>
-      <w:r>
-        <w:t>Timestamped text-file logging of all key events</w:t>
-      </w:r>
-    </w:p>
-    <w:p>
-      <w:pPr>
-        <w:pStyle w:val="ListBullet"/>
-      </w:pPr>
-      <w:r>
-        <w:t>Full English ↔ Arabic internationalization on the main screen</w:t>
-      </w:r>
-    </w:p>
-    <w:p>
-      <w:pPr>
-        <w:pStyle w:val="Heading1"/>
-      </w:pPr>
-      <w:r>
-        <w:rPr>
-          <w:color w:val="1F497D"/>
-        </w:rPr>
-        <w:t>2. Package &amp; Class Structure</w:t>
-      </w:r>
-    </w:p>
-    <w:tbl>
-      <w:tblPr>
-        <w:tblStyle w:val="TableGrid"/>
-        <w:tblW w:w="0" w:type="auto"/>
-        <w:tblLook w:val="04A0" w:firstRow="1" w:lastRow="0" w:firstColumn="1" w:lastColumn="0" w:noHBand="0" w:noVBand="1"/>
-      </w:tblPr>
-      <w:tblGrid>
-        <w:gridCol w:w="3041"/>
-        <w:gridCol w:w="3041"/>
-        <w:gridCol w:w="3041"/>
-      </w:tblGrid>
-      <w:tr>
-        <w:tc>
-          <w:tcPr>
-            <w:tcW w:w="3041" w:type="dxa"/>
-          </w:tcPr>
-          <w:p>
-            <w:r>
-              <w:rPr>
-                <w:b/>
-              </w:rPr>
-              <w:t>Package</w:t>
-            </w:r>
-          </w:p>
-        </w:tc>
-        <w:tc>
-          <w:tcPr>
-            <w:tcW w:w="3041" w:type="dxa"/>
-          </w:tcPr>
-          <w:p>
-            <w:r>
-              <w:rPr>
-                <w:b/>
-              </w:rPr>
-              <w:t>Classes</w:t>
-            </w:r>
-          </w:p>
-        </w:tc>
-        <w:tc>
-          <w:tcPr>
-            <w:tcW w:w="3041" w:type="dxa"/>
-          </w:tcPr>
-          <w:p>
-            <w:r>
-              <w:rPr>
-                <w:b/>
-              </w:rPr>
-              <w:t>Responsibility</w:t>
-            </w:r>
-          </w:p>
-        </w:tc>
-      </w:tr>
-      <w:tr>
-        <w:tc>
-          <w:tcPr>
-            <w:tcW w:w="3041" w:type="dxa"/>
-          </w:tcPr>
-          <w:p>
-            <w:r>
-              <w:t>app</w:t>
-            </w:r>
-          </w:p>
-        </w:tc>
-        <w:tc>
-          <w:tcPr>
-            <w:tcW w:w="3041" w:type="dxa"/>
-          </w:tcPr>
-          <w:p>
-            <w:r>
-              <w:t>MainApp, ModeSelectionController</w:t>
-            </w:r>
-          </w:p>
-        </w:tc>
-        <w:tc>
-          <w:tcPr>
-            <w:tcW w:w="3041" w:type="dxa"/>
-          </w:tcPr>
-          <w:p>
-            <w:r>
-              <w:t>Entry point, mode selection UI</w:t>
-            </w:r>
-          </w:p>
-        </w:tc>
-      </w:tr>
-      <w:tr>
-        <w:tc>
-          <w:tcPr>
-            <w:tcW w:w="3041" w:type="dxa"/>
-          </w:tcPr>
-          <w:p>
-            <w:r>
-              <w:t>server</w:t>
-            </w:r>
-          </w:p>
-        </w:tc>
-        <w:tc>
-          <w:tcPr>
-            <w:tcW w:w="3041" w:type="dxa"/>
-          </w:tcPr>
-          <w:p>
-            <w:r>
-              <w:t>ExamServer, ClientHandler, ServerController, NewExamController, DatabaseManager, LogManager</w:t>
-            </w:r>
-          </w:p>
-        </w:tc>
-        <w:tc>
-          <w:tcPr>
-            <w:tcW w:w="3041" w:type="dxa"/>
-          </w:tcPr>
-          <w:p>
-            <w:r>
-              <w:t>Server logic, DB, UI, logging</w:t>
-            </w:r>
-          </w:p>
-        </w:tc>
-      </w:tr>
-      <w:tr>
-        <w:tc>
-          <w:tcPr>
-            <w:tcW w:w="3041" w:type="dxa"/>
-          </w:tcPr>
-          <w:p>
-            <w:r>
-              <w:t>client</w:t>
-            </w:r>
-          </w:p>
-        </w:tc>
-        <w:tc>
-          <w:tcPr>
-            <w:tcW w:w="3041" w:type="dxa"/>
-          </w:tcPr>
-          <w:p>
-            <w:r>
-              <w:t>LoginController, ExamListController, ExamController</w:t>
-            </w:r>
-          </w:p>
-        </w:tc>
-        <w:tc>
-          <w:tcPr>
-            <w:tcW w:w="3041" w:type="dxa"/>
-          </w:tcPr>
-          <w:p>
-            <w:r>
-              <w:t>Student-side connection and exam flow</w:t>
-            </w:r>
-          </w:p>
-        </w:tc>
-      </w:tr>
-      <w:tr>
-        <w:tc>
-          <w:tcPr>
-            <w:tcW w:w="3041" w:type="dxa"/>
-          </w:tcPr>
-          <w:p>
-            <w:r>
-              <w:t>common</w:t>
-            </w:r>
-          </w:p>
-        </w:tc>
-        <w:tc>
-          <w:tcPr>
-            <w:tcW w:w="3041" w:type="dxa"/>
-          </w:tcPr>
-          <w:p>
-            <w:r>
-              <w:t>Exam, Question, QuestionTF, QuestionMCQ, QuestionDTO, ExamInfo, Result, Message</w:t>
-            </w:r>
-          </w:p>
-        </w:tc>
-        <w:tc>
-          <w:tcPr>
-            <w:tcW w:w="3041" w:type="dxa"/>
-          </w:tcPr>
-          <w:p>
-            <w:r>
-              <w:t>Shared serializable data objects</w:t>
-            </w:r>
-          </w:p>
-        </w:tc>
-      </w:tr>
-    </w:tbl>
-    <w:p/>
-    <w:p>
-      <w:pPr>
-        <w:pStyle w:val="Heading2"/>
-      </w:pPr>
-      <w:r>
-        <w:rPr>
-          <w:color w:val="2E74B5"/>
-        </w:rPr>
-        <w:t>Required Class Design</w:t>
-      </w:r>
-    </w:p>
-    <w:p>
-      <w:r>
-        <w:t>All classes mandated by the project specification are implemented with the exact required fields:</w:t>
-      </w:r>
-    </w:p>
-    <w:tbl>
-      <w:tblPr>
-        <w:tblStyle w:val="TableGrid"/>
-        <w:tblW w:w="0" w:type="auto"/>
-        <w:tblLook w:val="04A0" w:firstRow="1" w:lastRow="0" w:firstColumn="1" w:lastColumn="0" w:noHBand="0" w:noVBand="1"/>
-      </w:tblPr>
-      <w:tblGrid>
-        <w:gridCol w:w="3041"/>
-        <w:gridCol w:w="3041"/>
-        <w:gridCol w:w="3041"/>
-      </w:tblGrid>
-      <w:tr>
-        <w:tc>
-          <w:tcPr>
-            <w:tcW w:w="3041" w:type="dxa"/>
-          </w:tcPr>
-          <w:p>
-            <w:r>
-              <w:rPr>
-                <w:b/>
-              </w:rPr>
-              <w:t>Class</w:t>
-            </w:r>
-          </w:p>
-        </w:tc>
-        <w:tc>
-          <w:tcPr>
-            <w:tcW w:w="3041" w:type="dxa"/>
-          </w:tcPr>
-          <w:p>
-            <w:r>
-              <w:rPr>
-                <w:b/>
-              </w:rPr>
-              <w:t>Required Fields</w:t>
-            </w:r>
-          </w:p>
-        </w:tc>
-        <w:tc>
-          <w:tcPr>
-            <w:tcW w:w="3041" w:type="dxa"/>
-          </w:tcPr>
-          <w:p>
-            <w:r>
-              <w:rPr>
-                <w:b/>
-              </w:rPr>
-              <w:t>Status</w:t>
-            </w:r>
-          </w:p>
-        </w:tc>
-      </w:tr>
-      <w:tr>
-        <w:tc>
-          <w:tcPr>
-            <w:tcW w:w="3041" w:type="dxa"/>
-          </w:tcPr>
-          <w:p>
-            <w:r>
-              <w:t>Exam</w:t>
-            </w:r>
-          </w:p>
-        </w:tc>
-        <w:tc>
-          <w:tcPr>
-            <w:tcW w:w="3041" w:type="dxa"/>
-          </w:tcPr>
-          <w:p>
-            <w:r>
-              <w:t xml:space="preserve">courseName, year, semester, startDateTime, </w:t>
-            </w:r>
-            <w:r>
-              <w:lastRenderedPageBreak/>
-              <w:t>Collection&lt;Question&gt;</w:t>
-            </w:r>
-          </w:p>
-        </w:tc>
-        <w:tc>
-          <w:tcPr>
-            <w:tcW w:w="3041" w:type="dxa"/>
-          </w:tcPr>
-          <w:p>
-            <w:r>
-              <w:lastRenderedPageBreak/>
-              <w:t>✅ Met</w:t>
-            </w:r>
-          </w:p>
-        </w:tc>
-      </w:tr>
-      <w:tr>
-        <w:tc>
-          <w:tcPr>
-            <w:tcW w:w="3041" w:type="dxa"/>
-          </w:tcPr>
-          <w:p>
-            <w:r>
-              <w:t>Question</w:t>
-            </w:r>
-          </w:p>
-        </w:tc>
-        <w:tc>
-          <w:tcPr>
-            <w:tcW w:w="3041" w:type="dxa"/>
-          </w:tcPr>
-          <w:p>
-            <w:r>
-              <w:t>text (as questionText), implements Serializable</w:t>
-            </w:r>
-          </w:p>
-        </w:tc>
-        <w:tc>
-          <w:tcPr>
-            <w:tcW w:w="3041" w:type="dxa"/>
-          </w:tcPr>
-          <w:p>
-            <w:r>
-              <w:t>✅ Met</w:t>
-            </w:r>
-          </w:p>
-        </w:tc>
-      </w:tr>
-      <w:tr>
-        <w:tc>
-          <w:tcPr>
-            <w:tcW w:w="3041" w:type="dxa"/>
-          </w:tcPr>
-          <w:p>
-            <w:r>
-              <w:t>QuestionTF</w:t>
-            </w:r>
-          </w:p>
-        </w:tc>
-        <w:tc>
-          <w:tcPr>
-            <w:tcW w:w="3041" w:type="dxa"/>
-          </w:tcPr>
-          <w:p>
-            <w:r>
-              <w:t>boolean answer</w:t>
-            </w:r>
-          </w:p>
-        </w:tc>
-        <w:tc>
-          <w:tcPr>
-            <w:tcW w:w="3041" w:type="dxa"/>
-          </w:tcPr>
-          <w:p>
-            <w:r>
-              <w:t>✅ Met</w:t>
-            </w:r>
-          </w:p>
-        </w:tc>
-      </w:tr>
-      <w:tr>
-        <w:tc>
-          <w:tcPr>
-            <w:tcW w:w="3041" w:type="dxa"/>
-          </w:tcPr>
-          <w:p>
-            <w:r>
-              <w:t>QuestionMCQ</w:t>
-            </w:r>
-          </w:p>
-        </w:tc>
-        <w:tc>
-          <w:tcPr>
-            <w:tcW w:w="3041" w:type="dxa"/>
-          </w:tcPr>
-          <w:p>
-            <w:r>
-              <w:t>choice1..4, choice1Correct..4Correct</w:t>
-            </w:r>
-          </w:p>
-        </w:tc>
-        <w:tc>
-          <w:tcPr>
-            <w:tcW w:w="3041" w:type="dxa"/>
-          </w:tcPr>
-          <w:p>
-            <w:r>
-              <w:t>✅ Met</w:t>
-            </w:r>
-          </w:p>
-        </w:tc>
-      </w:tr>
-    </w:tbl>
-    <w:p/>
-    <w:p>
-      <w:r>
-        <w:t>Note: QuestionDTO is an additional class used as a Data Transfer Object. It contains only question text and choices — no correct answer — ensuring answers are never sent to clients.</w:t>
-      </w:r>
-    </w:p>
-    <w:p>
-      <w:pPr>
-        <w:pStyle w:val="Heading1"/>
-      </w:pPr>
-      <w:r>
-        <w:rPr>
-          <w:color w:val="1F497D"/>
-        </w:rPr>
-        <w:t>3. Server-Side Implementation</w:t>
-      </w:r>
-    </w:p>
-    <w:p>
-      <w:pPr>
-        <w:pStyle w:val="Heading2"/>
-      </w:pPr>
-      <w:r>
-        <w:rPr>
-          <w:color w:val="2E74B5"/>
-        </w:rPr>
-        <w:t>3.1  Mode Selection Screen (Figure 1)</w:t>
-      </w:r>
-    </w:p>
-    <w:p>
-      <w:r>
-        <w:t>The application starts at the mode selection screen. It is loaded with a ResourceBundle for internationalization. Two buttons are displayed: 'Start Exam Server' and 'Join Exam'. A language toggle button switches between English and Arabic at runtime.</w:t>
-      </w:r>
-    </w:p>
-    <w:p>
-      <w:pPr>
-        <w:jc w:val="center"/>
-      </w:pPr>
-      <w:r>
-        <w:rPr>
-          <w:noProof/>
-        </w:rPr>
-        <w:lastRenderedPageBreak/>
-        <w:drawing>
-          <wp:inline distT="0" distB="0" distL="0" distR="0" wp14:anchorId="490722F6" wp14:editId="31D5006C">
-            <wp:extent cx="5029200" cy="5029200"/>
-            <wp:effectExtent l="0" t="0" r="0" b="0"/>
-            <wp:docPr id="1" name="Picture 1"/>
-            <wp:cNvGraphicFramePr>
-              <a:graphicFrameLocks xmlns:a="http://schemas.openxmlformats.org/drawingml/2006/main" noChangeAspect="1"/>
-            </wp:cNvGraphicFramePr>
-            <a:graphic xmlns:a="http://schemas.openxmlformats.org/drawingml/2006/main">
-              <a:graphicData uri="http://schemas.openxmlformats.org/drawingml/2006/picture">
-                <pic:pic xmlns:pic="http://schemas.openxmlformats.org/drawingml/2006/picture">
-                  <pic:nvPicPr>
-                    <pic:cNvPr id="0" name="screen_mode_selection_1778845598733.png"/>
-                    <pic:cNvPicPr/>
-                  </pic:nvPicPr>
-                  <pic:blipFill>
-                    <a:blip r:embed="rId6"/>
-                    <a:stretch>
-                      <a:fillRect/>
-                    </a:stretch>
-                  </pic:blipFill>
-                  <pic:spPr>
-                    <a:xfrm>
-                      <a:off x="0" y="0"/>
-                      <a:ext cx="5029200" cy="5029200"/>
-                    </a:xfrm>
-                    <a:prstGeom prst="rect">
-                      <a:avLst/>
-                    </a:prstGeom>
-                  </pic:spPr>
-                </pic:pic>
-              </a:graphicData>
-            </a:graphic>
-          </wp:inline>
-        </w:drawing>
-      </w:r>
-    </w:p>
-    <w:p>
-      <w:pPr>
-        <w:jc w:val="center"/>
-      </w:pPr>
-      <w:r>
-        <w:rPr>
-          <w:i/>
-          <w:sz w:val="18"/>
-        </w:rPr>
-        <w:t>Figure 1 — Mode Selection Screen</w:t>
-      </w:r>
-    </w:p>
-    <w:p>
-      <w:pPr>
-        <w:pStyle w:val="Heading2"/>
-      </w:pPr>
-      <w:r>
-        <w:rPr>
-          <w:color w:val="2E74B5"/>
-        </w:rPr>
-        <w:t>3.2  Server Dashboard (Figure 2)</w:t>
-      </w:r>
-    </w:p>
-    <w:p>
-      <w:r>
-        <w:t>Clicking 'Start Exam Server' opens the dashboard and immediately starts the socket server on port 3000. A TableView displays all created exams with five columns as required:</w:t>
-      </w:r>
-    </w:p>
-    <w:tbl>
-      <w:tblPr>
-        <w:tblStyle w:val="TableGrid"/>
-        <w:tblW w:w="0" w:type="auto"/>
-        <w:tblLook w:val="04A0" w:firstRow="1" w:lastRow="0" w:firstColumn="1" w:lastColumn="0" w:noHBand="0" w:noVBand="1"/>
-      </w:tblPr>
-      <w:tblGrid>
-        <w:gridCol w:w="2859"/>
-        <w:gridCol w:w="3590"/>
-        <w:gridCol w:w="2889"/>
-      </w:tblGrid>
-      <w:tr>
-        <w:tc>
-          <w:tcPr>
-            <w:tcW w:w="3041" w:type="dxa"/>
-          </w:tcPr>
-          <w:p>
-            <w:r>
-              <w:rPr>
-                <w:b/>
-              </w:rPr>
-              <w:t>Column</w:t>
-            </w:r>
-          </w:p>
-        </w:tc>
-        <w:tc>
-          <w:tcPr>
-            <w:tcW w:w="3041" w:type="dxa"/>
-          </w:tcPr>
-          <w:p>
-            <w:r>
-              <w:rPr>
-                <w:b/>
-              </w:rPr>
-              <w:t>Source</w:t>
-            </w:r>
-          </w:p>
-        </w:tc>
-        <w:tc>
-          <w:tcPr>
-            <w:tcW w:w="3041" w:type="dxa"/>
-          </w:tcPr>
-          <w:p>
-            <w:r>
-              <w:rPr>
-                <w:b/>
-              </w:rPr>
-              <w:t>Logic</w:t>
-            </w:r>
-          </w:p>
-        </w:tc>
-      </w:tr>
-      <w:tr>
-        <w:tc>
-          <w:tcPr>
-            <w:tcW w:w="3041" w:type="dxa"/>
-          </w:tcPr>
-          <w:p>
-            <w:r>
-              <w:t>Exam Name</w:t>
-            </w:r>
-          </w:p>
-        </w:tc>
-        <w:tc>
-          <w:tcPr>
-            <w:tcW w:w="3041" w:type="dxa"/>
-          </w:tcPr>
-          <w:p>
-            <w:r>
-              <w:t>exam.getExamName() + semester + year</w:t>
-            </w:r>
-          </w:p>
-        </w:tc>
-        <w:tc>
-          <w:tcPr>
-            <w:tcW w:w="3041" w:type="dxa"/>
-          </w:tcPr>
-          <w:p>
-            <w:r>
-              <w:t>String concatenation</w:t>
-            </w:r>
-          </w:p>
-        </w:tc>
-      </w:tr>
-      <w:tr>
-        <w:tc>
-          <w:tcPr>
-            <w:tcW w:w="3041" w:type="dxa"/>
-          </w:tcPr>
-          <w:p>
-            <w:r>
-              <w:t>Start Date/Time</w:t>
-            </w:r>
-          </w:p>
-        </w:tc>
-        <w:tc>
-          <w:tcPr>
-            <w:tcW w:w="3041" w:type="dxa"/>
-          </w:tcPr>
-          <w:p>
-            <w:r>
-              <w:t>exam.getStartDateTime()</w:t>
-            </w:r>
-          </w:p>
-        </w:tc>
-        <w:tc>
-          <w:tcPr>
-            <w:tcW w:w="3041" w:type="dxa"/>
-          </w:tcPr>
-          <w:p>
-            <w:r>
-              <w:t>Formatted yyyy-MM-dd HH:mm</w:t>
-            </w:r>
-          </w:p>
-        </w:tc>
-      </w:tr>
-      <w:tr>
-        <w:tc>
-          <w:tcPr>
-            <w:tcW w:w="3041" w:type="dxa"/>
-          </w:tcPr>
-          <w:p>
-            <w:r>
-              <w:t>Active Students</w:t>
-            </w:r>
-          </w:p>
-        </w:tc>
-        <w:tc>
-          <w:tcPr>
-            <w:tcW w:w="3041" w:type="dxa"/>
-          </w:tcPr>
-          <w:p>
-            <w:r>
-              <w:t>server.getActiveClients()</w:t>
-            </w:r>
-          </w:p>
-        </w:tc>
-        <w:tc>
-          <w:tcPr>
-            <w:tcW w:w="3041" w:type="dxa"/>
-          </w:tcPr>
-          <w:p>
-            <w:r>
-              <w:t>Filtered by exam name</w:t>
-            </w:r>
-          </w:p>
-        </w:tc>
-      </w:tr>
-      <w:tr>
-        <w:tc>
-          <w:tcPr>
-            <w:tcW w:w="3041" w:type="dxa"/>
-          </w:tcPr>
-          <w:p>
-            <w:r>
-              <w:t>Completed Students</w:t>
-            </w:r>
-          </w:p>
-        </w:tc>
-        <w:tc>
-          <w:tcPr>
-            <w:tcW w:w="3041" w:type="dxa"/>
-          </w:tcPr>
-          <w:p>
-            <w:r>
-              <w:t>db.getCompletedCount(examName)</w:t>
-            </w:r>
-          </w:p>
-        </w:tc>
-        <w:tc>
-          <w:tcPr>
-            <w:tcW w:w="3041" w:type="dxa"/>
-          </w:tcPr>
-          <w:p>
-            <w:r>
-              <w:t>MySQL COUNT query</w:t>
-            </w:r>
-          </w:p>
-        </w:tc>
-      </w:tr>
-      <w:tr>
-        <w:tc>
-          <w:tcPr>
-            <w:tcW w:w="3041" w:type="dxa"/>
-          </w:tcPr>
-          <w:p>
-            <w:r>
-              <w:t>Status</w:t>
-            </w:r>
-          </w:p>
-        </w:tc>
-        <w:tc>
-          <w:tcPr>
-            <w:tcW w:w="3041" w:type="dxa"/>
-          </w:tcPr>
-          <w:p>
-            <w:r>
-              <w:t>Duration since start</w:t>
-            </w:r>
-          </w:p>
-        </w:tc>
-        <w:tc>
-          <w:tcPr>
-            <w:tcW w:w="3041" w:type="dxa"/>
-          </w:tcPr>
-          <w:p>
-            <w:r>
-              <w:t>'Active' &lt; 60 min, else 'Ended'</w:t>
-            </w:r>
-          </w:p>
-        </w:tc>
-      </w:tr>
-    </w:tbl>
-    <w:p/>
-    <w:p>
-      <w:r>
-        <w:t>The table auto-refreshes every 2 seconds using a JavaFX Timeline.</w:t>
-      </w:r>
-    </w:p>
-    <w:p>
-      <w:pPr>
-        <w:jc w:val="center"/>
-      </w:pPr>
-      <w:r>
-        <w:rPr>
-          <w:noProof/>
-        </w:rPr>
-        <w:lastRenderedPageBreak/>
-        <w:drawing>
-          <wp:inline distT="0" distB="0" distL="0" distR="0" wp14:anchorId="537E0CE5" wp14:editId="25C188FB">
-            <wp:extent cx="5029200" cy="5029200"/>
-            <wp:effectExtent l="0" t="0" r="0" b="0"/>
-            <wp:docPr id="2" name="Picture 2"/>
-            <wp:cNvGraphicFramePr>
-              <a:graphicFrameLocks xmlns:a="http://schemas.openxmlformats.org/drawingml/2006/main" noChangeAspect="1"/>
-            </wp:cNvGraphicFramePr>
-            <a:graphic xmlns:a="http://schemas.openxmlformats.org/drawingml/2006/main">
-              <a:graphicData uri="http://schemas.openxmlformats.org/drawingml/2006/picture">
-                <pic:pic xmlns:pic="http://schemas.openxmlformats.org/drawingml/2006/picture">
-                  <pic:nvPicPr>
-                    <pic:cNvPr id="0" name="screen_server_dashboard_1778845610358.png"/>
-                    <pic:cNvPicPr/>
-                  </pic:nvPicPr>
-                  <pic:blipFill>
-                    <a:blip r:embed="rId7"/>
-                    <a:stretch>
-                      <a:fillRect/>
-                    </a:stretch>
-                  </pic:blipFill>
-                  <pic:spPr>
-                    <a:xfrm>
-                      <a:off x="0" y="0"/>
-                      <a:ext cx="5029200" cy="5029200"/>
-                    </a:xfrm>
-                    <a:prstGeom prst="rect">
-                      <a:avLst/>
-                    </a:prstGeom>
-                  </pic:spPr>
-                </pic:pic>
-              </a:graphicData>
-            </a:graphic>
-          </wp:inline>
-        </w:drawing>
-      </w:r>
-    </w:p>
-    <w:p>
-      <w:pPr>
-        <w:jc w:val="center"/>
-      </w:pPr>
-      <w:r>
-        <w:rPr>
-          <w:i/>
-          <w:sz w:val="18"/>
-        </w:rPr>
-        <w:t>Figure 2 — Server Dashboard with exam table</w:t>
-      </w:r>
-    </w:p>
-    <w:p>
-      <w:pPr>
-        <w:pStyle w:val="Heading2"/>
-      </w:pPr>
-      <w:r>
-        <w:rPr>
-          <w:color w:val="2E74B5"/>
-        </w:rPr>
-        <w:t>3.3  New Exam Dialog (Figure 3)</w:t>
-      </w:r>
-    </w:p>
-    <w:p>
-      <w:r>
-        <w:t>The admin selects 'New Exam' from the menu. The dialog provides: a course name TextField, a Year ChoiceBox (dynamically populated with current year + 2 previous years), a Semester ChoiceBox ('Spring', 'Fall', 'Summer'), an 'Import File' button using FileChooser, and a 'Create Exam' button.</w:t>
-      </w:r>
-    </w:p>
-    <w:p>
-      <w:r>
-        <w:t>After importing a file, the dialog shows the count of MCQ and TF questions found.</w:t>
-      </w:r>
-    </w:p>
-    <w:p>
-      <w:pPr>
-        <w:jc w:val="center"/>
-      </w:pPr>
-      <w:r>
-        <w:rPr>
-          <w:noProof/>
-        </w:rPr>
-        <w:lastRenderedPageBreak/>
-        <w:drawing>
-          <wp:inline distT="0" distB="0" distL="0" distR="0" wp14:anchorId="0CB0CC38" wp14:editId="75973B4F">
-            <wp:extent cx="5029200" cy="5029200"/>
-            <wp:effectExtent l="0" t="0" r="0" b="0"/>
-            <wp:docPr id="3" name="Picture 3"/>
-            <wp:cNvGraphicFramePr>
-              <a:graphicFrameLocks xmlns:a="http://schemas.openxmlformats.org/drawingml/2006/main" noChangeAspect="1"/>
-            </wp:cNvGraphicFramePr>
-            <a:graphic xmlns:a="http://schemas.openxmlformats.org/drawingml/2006/main">
-              <a:graphicData uri="http://schemas.openxmlformats.org/drawingml/2006/picture">
-                <pic:pic xmlns:pic="http://schemas.openxmlformats.org/drawingml/2006/picture">
-                  <pic:nvPicPr>
-                    <pic:cNvPr id="0" name="screen_new_exam_dialog_1778845703457.png"/>
-                    <pic:cNvPicPr/>
-                  </pic:nvPicPr>
-                  <pic:blipFill>
-                    <a:blip r:embed="rId8"/>
-                    <a:stretch>
-                      <a:fillRect/>
-                    </a:stretch>
-                  </pic:blipFill>
-                  <pic:spPr>
-                    <a:xfrm>
-                      <a:off x="0" y="0"/>
-                      <a:ext cx="5029200" cy="5029200"/>
-                    </a:xfrm>
-                    <a:prstGeom prst="rect">
-                      <a:avLst/>
-                    </a:prstGeom>
-                  </pic:spPr>
-                </pic:pic>
-              </a:graphicData>
-            </a:graphic>
-          </wp:inline>
-        </w:drawing>
-      </w:r>
-    </w:p>
-    <w:p>
-      <w:pPr>
-        <w:jc w:val="center"/>
-      </w:pPr>
-      <w:r>
-        <w:rPr>
-          <w:i/>
-          <w:sz w:val="18"/>
-        </w:rPr>
-        <w:t>Figure 3 — New Exam creation dialog</w:t>
-      </w:r>
-    </w:p>
-    <w:p>
-      <w:pPr>
-        <w:pStyle w:val="Heading2"/>
-      </w:pPr>
-      <w:r>
-        <w:rPr>
-          <w:color w:val="2E74B5"/>
-        </w:rPr>
-        <w:t>3.4  Server Socket Engine</w:t>
-      </w:r>
-    </w:p>
-    <w:p>
-      <w:r>
-        <w:t>ExamServer runs a daemon thread on port 3000 accepting connections. For each client, a dedicated ClientHandler thread is spawned. The per-student session follows this flow:</w:t>
-      </w:r>
-    </w:p>
-    <w:p>
-      <w:pPr>
-        <w:pStyle w:val="ListBullet"/>
-      </w:pPr>
-      <w:r>
-        <w:t>1. Receive CONNECT message → extract and store student ID</w:t>
-      </w:r>
-    </w:p>
-    <w:p>
-      <w:pPr>
-        <w:pStyle w:val="ListBullet"/>
-      </w:pPr>
-      <w:r>
-        <w:t>2. Send EXAM_LIST (List&lt;ExamInfo&gt;) — only exams active &lt; 60 min</w:t>
-      </w:r>
-    </w:p>
-    <w:p>
-      <w:pPr>
-        <w:pStyle w:val="ListBullet"/>
-      </w:pPr>
-      <w:r>
-        <w:t>3. Receive SELECT_EXAM (Integer examId)</w:t>
-      </w:r>
-    </w:p>
-    <w:p>
-      <w:pPr>
-        <w:pStyle w:val="ListBullet"/>
-      </w:pPr>
-      <w:r>
-        <w:t>4. Check hasCompleted() → send ERROR if student already finished this exam</w:t>
-      </w:r>
-    </w:p>
-    <w:p>
-      <w:pPr>
-        <w:pStyle w:val="ListBullet"/>
-      </w:pPr>
-      <w:r>
-        <w:t>5. Load resume progress from DB (current question index + current score)</w:t>
-      </w:r>
-    </w:p>
-    <w:p>
-      <w:pPr>
-        <w:pStyle w:val="ListBullet"/>
-      </w:pPr>
-      <w:r>
-        <w:t>6. Loop: send NEXT_QUESTION (QuestionDTO, no answers) → receive SUBMIT_ANSWER → update score → save progress</w:t>
-      </w:r>
-    </w:p>
-    <w:p>
-      <w:pPr>
-        <w:pStyle w:val="ListBullet"/>
-      </w:pPr>
-      <w:r>
-        <w:t>7. Send RESULT object with final score → save to ExamResults table</w:t>
-      </w:r>
-    </w:p>
-    <w:p>
-      <w:pPr>
-        <w:pStyle w:val="Heading2"/>
-      </w:pPr>
-      <w:r>
-        <w:rPr>
-          <w:color w:val="2E74B5"/>
-        </w:rPr>
-        <w:lastRenderedPageBreak/>
-        <w:t>3.5  Exam Resume After Disconnect</w:t>
-      </w:r>
-    </w:p>
-    <w:p>
-      <w:r>
-        <w:t>After every answer, the server saves the student's progress (current question index and current score) to the PROGRESS table using an upsert query. On reconnection, the server restores from the saved state, allowing the student to continue from where they left off, provided the exam has not yet expired.</w:t>
-      </w:r>
-    </w:p>
-    <w:p>
-      <w:pPr>
-        <w:pStyle w:val="Heading1"/>
-      </w:pPr>
-      <w:r>
-        <w:rPr>
-          <w:color w:val="1F497D"/>
-        </w:rPr>
-        <w:t>4. Client-Side Implementation</w:t>
-      </w:r>
-    </w:p>
-    <w:p>
-      <w:pPr>
-        <w:pStyle w:val="Heading2"/>
-      </w:pPr>
-      <w:r>
-        <w:rPr>
-          <w:color w:val="2E74B5"/>
-        </w:rPr>
-        <w:t>4.1  Client Login Screen (Figure 4)</w:t>
-      </w:r>
-    </w:p>
-    <w:p>
-      <w:r>
-        <w:t>The student enters their Student ID, Server IP address, and Port number (3000), then clicks Connect. The connection runs on a background thread to keep the UI responsive. On success, the exam list screen is shown.</w:t>
-      </w:r>
-    </w:p>
-    <w:p>
-      <w:pPr>
-        <w:jc w:val="center"/>
-      </w:pPr>
-      <w:r>
-        <w:rPr>
-          <w:noProof/>
-        </w:rPr>
-        <w:drawing>
-          <wp:inline distT="0" distB="0" distL="0" distR="0" wp14:anchorId="45CB4407" wp14:editId="21FDA3FA">
-            <wp:extent cx="5029200" cy="5029200"/>
-            <wp:effectExtent l="0" t="0" r="0" b="0"/>
-            <wp:docPr id="4" name="Picture 4"/>
-            <wp:cNvGraphicFramePr>
-              <a:graphicFrameLocks xmlns:a="http://schemas.openxmlformats.org/drawingml/2006/main" noChangeAspect="1"/>
-            </wp:cNvGraphicFramePr>
-            <a:graphic xmlns:a="http://schemas.openxmlformats.org/drawingml/2006/main">
-              <a:graphicData uri="http://schemas.openxmlformats.org/drawingml/2006/picture">
-                <pic:pic xmlns:pic="http://schemas.openxmlformats.org/drawingml/2006/picture">
-                  <pic:nvPicPr>
-                    <pic:cNvPr id="0" name="screen_client_login_1778845627680.png"/>
-                    <pic:cNvPicPr/>
-                  </pic:nvPicPr>
-                  <pic:blipFill>
-                    <a:blip r:embed="rId9"/>
-                    <a:stretch>
-                      <a:fillRect/>
-                    </a:stretch>
-                  </pic:blipFill>
-                  <pic:spPr>
-                    <a:xfrm>
-                      <a:off x="0" y="0"/>
-                      <a:ext cx="5029200" cy="5029200"/>
-                    </a:xfrm>
-                    <a:prstGeom prst="rect">
-                      <a:avLst/>
-                    </a:prstGeom>
-                  </pic:spPr>
-                </pic:pic>
-              </a:graphicData>
-            </a:graphic>
-          </wp:inline>
-        </w:drawing>
-      </w:r>
-    </w:p>
-    <w:p>
-      <w:pPr>
-        <w:jc w:val="center"/>
-      </w:pPr>
-      <w:r>
-        <w:rPr>
-          <w:i/>
-          <w:sz w:val="18"/>
-        </w:rPr>
-        <w:t>Figure 4 — Client Login Screen</w:t>
-      </w:r>
-    </w:p>
-    <w:p>
-      <w:pPr>
-        <w:pStyle w:val="Heading2"/>
-      </w:pPr>
-      <w:r>
-        <w:rPr>
-          <w:color w:val="2E74B5"/>
-        </w:rPr>
-        <w:lastRenderedPageBreak/>
-        <w:t>4.2  Exam Selection Screen</w:t>
-      </w:r>
-    </w:p>
-    <w:p>
-      <w:r>
-        <w:t>After connecting, a ChoiceBox is populated with all available exams received from the server. The format is: 'CourseName - Year - Semester'. The student selects an exam and clicks 'Start Exam', which sends a SELECT_EXAM message and navigates to the exam screen.</w:t>
-      </w:r>
-    </w:p>
-    <w:p>
-      <w:pPr>
-        <w:jc w:val="center"/>
-      </w:pPr>
-      <w:r>
-        <w:rPr>
-          <w:noProof/>
-        </w:rPr>
-        <w:drawing>
-          <wp:inline distT="0" distB="0" distL="0" distR="0" wp14:anchorId="1A8862B9" wp14:editId="7D400FD2">
-            <wp:extent cx="5029200" cy="5029200"/>
-            <wp:effectExtent l="0" t="0" r="0" b="0"/>
-            <wp:docPr id="5" name="Picture 5"/>
-            <wp:cNvGraphicFramePr>
-              <a:graphicFrameLocks xmlns:a="http://schemas.openxmlformats.org/drawingml/2006/main" noChangeAspect="1"/>
-            </wp:cNvGraphicFramePr>
-            <a:graphic xmlns:a="http://schemas.openxmlformats.org/drawingml/2006/main">
-              <a:graphicData uri="http://schemas.openxmlformats.org/drawingml/2006/picture">
-                <pic:pic xmlns:pic="http://schemas.openxmlformats.org/drawingml/2006/picture">
-                  <pic:nvPicPr>
-                    <pic:cNvPr id="0" name="screen_exam_selection_1778845641983.png"/>
-                    <pic:cNvPicPr/>
-                  </pic:nvPicPr>
-                  <pic:blipFill>
-                    <a:blip r:embed="rId10"/>
-                    <a:stretch>
-                      <a:fillRect/>
-                    </a:stretch>
-                  </pic:blipFill>
-                  <pic:spPr>
-                    <a:xfrm>
-                      <a:off x="0" y="0"/>
-                      <a:ext cx="5029200" cy="5029200"/>
-                    </a:xfrm>
-                    <a:prstGeom prst="rect">
-                      <a:avLst/>
-                    </a:prstGeom>
-                  </pic:spPr>
-                </pic:pic>
-              </a:graphicData>
-            </a:graphic>
-          </wp:inline>
-        </w:drawing>
-      </w:r>
-    </w:p>
-    <w:p>
-      <w:pPr>
-        <w:jc w:val="center"/>
-      </w:pPr>
-      <w:r>
-        <w:rPr>
-          <w:i/>
-          <w:sz w:val="18"/>
-        </w:rPr>
-        <w:t>Figure 5 — Exam Selection with ChoiceBox</w:t>
-      </w:r>
-    </w:p>
-    <w:p>
-      <w:pPr>
-        <w:pStyle w:val="Heading2"/>
-      </w:pPr>
-      <w:r>
-        <w:rPr>
-          <w:color w:val="2E74B5"/>
-        </w:rPr>
-        <w:t>4.3  Exam Taking — MCQ Question</w:t>
-      </w:r>
-    </w:p>
-    <w:p>
-      <w:r>
-        <w:t>MCQ questions display the question text and four RadioButtons (A, B, C, D) grouped in a ToggleGroup. The student selects one and clicks 'Next'. The client sends the selected answer text to the server via SUBMIT_ANSWER and waits for the next question.</w:t>
-      </w:r>
-    </w:p>
-    <w:p>
-      <w:pPr>
-        <w:jc w:val="center"/>
-      </w:pPr>
-      <w:r>
-        <w:rPr>
-          <w:noProof/>
-        </w:rPr>
-        <w:lastRenderedPageBreak/>
-        <w:drawing>
-          <wp:inline distT="0" distB="0" distL="0" distR="0" wp14:anchorId="1DABE979" wp14:editId="672875EF">
-            <wp:extent cx="5029200" cy="5029200"/>
-            <wp:effectExtent l="0" t="0" r="0" b="0"/>
-            <wp:docPr id="6" name="Picture 6"/>
-            <wp:cNvGraphicFramePr>
-              <a:graphicFrameLocks xmlns:a="http://schemas.openxmlformats.org/drawingml/2006/main" noChangeAspect="1"/>
-            </wp:cNvGraphicFramePr>
-            <a:graphic xmlns:a="http://schemas.openxmlformats.org/drawingml/2006/main">
-              <a:graphicData uri="http://schemas.openxmlformats.org/drawingml/2006/picture">
-                <pic:pic xmlns:pic="http://schemas.openxmlformats.org/drawingml/2006/picture">
-                  <pic:nvPicPr>
-                    <pic:cNvPr id="0" name="screen_exam_mcq_1778845655429.png"/>
-                    <pic:cNvPicPr/>
-                  </pic:nvPicPr>
-                  <pic:blipFill>
-                    <a:blip r:embed="rId11"/>
-                    <a:stretch>
-                      <a:fillRect/>
-                    </a:stretch>
-                  </pic:blipFill>
-                  <pic:spPr>
-                    <a:xfrm>
-                      <a:off x="0" y="0"/>
-                      <a:ext cx="5029200" cy="5029200"/>
-                    </a:xfrm>
-                    <a:prstGeom prst="rect">
-                      <a:avLst/>
-                    </a:prstGeom>
-                  </pic:spPr>
-                </pic:pic>
-              </a:graphicData>
-            </a:graphic>
-          </wp:inline>
-        </w:drawing>
-      </w:r>
-    </w:p>
-    <w:p>
-      <w:pPr>
-        <w:jc w:val="center"/>
-      </w:pPr>
-      <w:r>
-        <w:rPr>
-          <w:i/>
-          <w:sz w:val="18"/>
-        </w:rPr>
-        <w:t>Figure 6 — MCQ Question Screen</w:t>
-      </w:r>
-    </w:p>
-    <w:p>
-      <w:pPr>
-        <w:pStyle w:val="Heading2"/>
-      </w:pPr>
-      <w:r>
-        <w:rPr>
-          <w:color w:val="2E74B5"/>
-        </w:rPr>
-        <w:t>4.4  Exam Taking — True/False Question</w:t>
-      </w:r>
-    </w:p>
-    <w:p>
-      <w:r>
-        <w:t>TF questions hide the MCQ panel and show two RadioButtons: 'True' and 'False'. Panel visibility is toggled using setVisible() and setManaged() so layout reflows correctly.</w:t>
-      </w:r>
-    </w:p>
-    <w:p>
-      <w:pPr>
-        <w:jc w:val="center"/>
-      </w:pPr>
-      <w:r>
-        <w:rPr>
-          <w:noProof/>
-        </w:rPr>
-        <w:lastRenderedPageBreak/>
-        <w:drawing>
-          <wp:inline distT="0" distB="0" distL="0" distR="0" wp14:anchorId="16414DC2" wp14:editId="6250CF96">
-            <wp:extent cx="5029200" cy="5029200"/>
-            <wp:effectExtent l="0" t="0" r="0" b="0"/>
-            <wp:docPr id="7" name="Picture 7"/>
-            <wp:cNvGraphicFramePr>
-              <a:graphicFrameLocks xmlns:a="http://schemas.openxmlformats.org/drawingml/2006/main" noChangeAspect="1"/>
-            </wp:cNvGraphicFramePr>
-            <a:graphic xmlns:a="http://schemas.openxmlformats.org/drawingml/2006/main">
-              <a:graphicData uri="http://schemas.openxmlformats.org/drawingml/2006/picture">
-                <pic:pic xmlns:pic="http://schemas.openxmlformats.org/drawingml/2006/picture">
-                  <pic:nvPicPr>
-                    <pic:cNvPr id="0" name="screen_exam_tf_1778845668163.png"/>
-                    <pic:cNvPicPr/>
-                  </pic:nvPicPr>
-                  <pic:blipFill>
-                    <a:blip r:embed="rId12"/>
-                    <a:stretch>
-                      <a:fillRect/>
-                    </a:stretch>
-                  </pic:blipFill>
-                  <pic:spPr>
-                    <a:xfrm>
-                      <a:off x="0" y="0"/>
-                      <a:ext cx="5029200" cy="5029200"/>
-                    </a:xfrm>
-                    <a:prstGeom prst="rect">
-                      <a:avLst/>
-                    </a:prstGeom>
-                  </pic:spPr>
-                </pic:pic>
-              </a:graphicData>
-            </a:graphic>
-          </wp:inline>
-        </w:drawing>
-      </w:r>
-    </w:p>
-    <w:p>
-      <w:pPr>
-        <w:jc w:val="center"/>
-      </w:pPr>
-      <w:r>
-        <w:rPr>
-          <w:i/>
-          <w:sz w:val="18"/>
-        </w:rPr>
-        <w:t>Figure 7 — True/False Question Screen</w:t>
-      </w:r>
-    </w:p>
-    <w:p>
-      <w:pPr>
-        <w:pStyle w:val="Heading2"/>
-      </w:pPr>
-      <w:r>
-        <w:rPr>
-          <w:color w:val="2E74B5"/>
-        </w:rPr>
-        <w:t>4.5  Final Result Dialog</w:t>
-      </w:r>
-    </w:p>
-    <w:p>
-      <w:r>
-        <w:t>After the last question, the server sends a RESULT message. The client displays a JavaFX Alert dialog showing the student's name and score. After clicking OK, the socket is closed and the window closes.</w:t>
-      </w:r>
-    </w:p>
-    <w:p>
-      <w:pPr>
-        <w:jc w:val="center"/>
-      </w:pPr>
-      <w:r>
-        <w:rPr>
-          <w:noProof/>
-        </w:rPr>
-        <w:lastRenderedPageBreak/>
-        <w:drawing>
-          <wp:inline distT="0" distB="0" distL="0" distR="0" wp14:anchorId="51388B9A" wp14:editId="0150722F">
-            <wp:extent cx="5029200" cy="5029200"/>
-            <wp:effectExtent l="0" t="0" r="0" b="0"/>
-            <wp:docPr id="8" name="Picture 8"/>
-            <wp:cNvGraphicFramePr>
-              <a:graphicFrameLocks xmlns:a="http://schemas.openxmlformats.org/drawingml/2006/main" noChangeAspect="1"/>
-            </wp:cNvGraphicFramePr>
-            <a:graphic xmlns:a="http://schemas.openxmlformats.org/drawingml/2006/main">
-              <a:graphicData uri="http://schemas.openxmlformats.org/drawingml/2006/picture">
-                <pic:pic xmlns:pic="http://schemas.openxmlformats.org/drawingml/2006/picture">
-                  <pic:nvPicPr>
-                    <pic:cNvPr id="0" name="screen_result_dialog_1778845681981.png"/>
-                    <pic:cNvPicPr/>
-                  </pic:nvPicPr>
-                  <pic:blipFill>
-                    <a:blip r:embed="rId13"/>
-                    <a:stretch>
-                      <a:fillRect/>
-                    </a:stretch>
-                  </pic:blipFill>
-                  <pic:spPr>
-                    <a:xfrm>
-                      <a:off x="0" y="0"/>
-                      <a:ext cx="5029200" cy="5029200"/>
-                    </a:xfrm>
-                    <a:prstGeom prst="rect">
-                      <a:avLst/>
-                    </a:prstGeom>
-                  </pic:spPr>
-                </pic:pic>
-              </a:graphicData>
-            </a:graphic>
-          </wp:inline>
-        </w:drawing>
-      </w:r>
-    </w:p>
-    <w:p>
-      <w:pPr>
-        <w:jc w:val="center"/>
-      </w:pPr>
-      <w:r>
-        <w:rPr>
-          <w:i/>
-          <w:sz w:val="18"/>
-        </w:rPr>
-        <w:t>Figure 8 — Final Score Result Dialog</w:t>
-      </w:r>
-    </w:p>
-    <w:p>
-      <w:pPr>
-        <w:pStyle w:val="Heading1"/>
-      </w:pPr>
-      <w:r>
-        <w:rPr>
-          <w:color w:val="1F497D"/>
-        </w:rPr>
-        <w:t>5. Communication Protocol</w:t>
-      </w:r>
-    </w:p>
-    <w:p>
-      <w:r>
-        <w:t>All messages use the serializable Message class, which wraps a typed enum and a data payload. This makes the protocol explicit and type-safe.</w:t>
-      </w:r>
-    </w:p>
-    <w:tbl>
-      <w:tblPr>
-        <w:tblStyle w:val="TableGrid"/>
-        <w:tblW w:w="0" w:type="auto"/>
-        <w:tblLook w:val="04A0" w:firstRow="1" w:lastRow="0" w:firstColumn="1" w:lastColumn="0" w:noHBand="0" w:noVBand="1"/>
-      </w:tblPr>
-      <w:tblGrid>
-        <w:gridCol w:w="3041"/>
-        <w:gridCol w:w="3041"/>
-        <w:gridCol w:w="3041"/>
-      </w:tblGrid>
-      <w:tr>
-        <w:tc>
-          <w:tcPr>
-            <w:tcW w:w="3041" w:type="dxa"/>
-          </w:tcPr>
-          <w:p>
-            <w:r>
-              <w:rPr>
-                <w:b/>
-              </w:rPr>
-              <w:t>Message Type</w:t>
-            </w:r>
-          </w:p>
-        </w:tc>
-        <w:tc>
-          <w:tcPr>
-            <w:tcW w:w="3041" w:type="dxa"/>
-          </w:tcPr>
-          <w:p>
-            <w:r>
-              <w:rPr>
-                <w:b/>
-              </w:rPr>
-              <w:t>Direction</w:t>
-            </w:r>
-          </w:p>
-        </w:tc>
-        <w:tc>
-          <w:tcPr>
-            <w:tcW w:w="3041" w:type="dxa"/>
-          </w:tcPr>
-          <w:p>
-            <w:r>
-              <w:rPr>
-                <w:b/>
-              </w:rPr>
-              <w:t>Data Payload</w:t>
-            </w:r>
-          </w:p>
-        </w:tc>
-      </w:tr>
-      <w:tr>
-        <w:tc>
-          <w:tcPr>
-            <w:tcW w:w="3041" w:type="dxa"/>
-          </w:tcPr>
-          <w:p>
-            <w:r>
-              <w:t>CONNECT</w:t>
-            </w:r>
-          </w:p>
-        </w:tc>
-        <w:tc>
-          <w:tcPr>
-            <w:tcW w:w="3041" w:type="dxa"/>
-          </w:tcPr>
-          <w:p>
-            <w:r>
-              <w:t>Client → Server</w:t>
-            </w:r>
-          </w:p>
-        </w:tc>
-        <w:tc>
-          <w:tcPr>
-            <w:tcW w:w="3041" w:type="dxa"/>
-          </w:tcPr>
-          <w:p>
-            <w:r>
-              <w:t>String — student ID</w:t>
-            </w:r>
-          </w:p>
-        </w:tc>
-      </w:tr>
-      <w:tr>
-        <w:tc>
-          <w:tcPr>
-            <w:tcW w:w="3041" w:type="dxa"/>
-          </w:tcPr>
-          <w:p>
-            <w:r>
-              <w:t>EXAM_LIST</w:t>
-            </w:r>
-          </w:p>
-        </w:tc>
-        <w:tc>
-          <w:tcPr>
-            <w:tcW w:w="3041" w:type="dxa"/>
-          </w:tcPr>
-          <w:p>
-            <w:r>
-              <w:t>Server → Client</w:t>
-            </w:r>
-          </w:p>
-        </w:tc>
-        <w:tc>
-          <w:tcPr>
-            <w:tcW w:w="3041" w:type="dxa"/>
-          </w:tcPr>
-          <w:p>
-            <w:r>
-              <w:t>List&lt;ExamInfo&gt;</w:t>
-            </w:r>
-          </w:p>
-        </w:tc>
-      </w:tr>
-      <w:tr>
-        <w:tc>
-          <w:tcPr>
-            <w:tcW w:w="3041" w:type="dxa"/>
-          </w:tcPr>
-          <w:p>
-            <w:r>
-              <w:t>SELECT_EXAM</w:t>
-            </w:r>
-          </w:p>
-        </w:tc>
-        <w:tc>
-          <w:tcPr>
-            <w:tcW w:w="3041" w:type="dxa"/>
-          </w:tcPr>
-          <w:p>
-            <w:r>
-              <w:t>Client → Server</w:t>
-            </w:r>
-          </w:p>
-        </w:tc>
-        <w:tc>
-          <w:tcPr>
-            <w:tcW w:w="3041" w:type="dxa"/>
-          </w:tcPr>
-          <w:p>
-            <w:r>
-              <w:t>Integer — exam ID</w:t>
-            </w:r>
-          </w:p>
-        </w:tc>
-      </w:tr>
-      <w:tr>
-        <w:tc>
-          <w:tcPr>
-            <w:tcW w:w="3041" w:type="dxa"/>
-          </w:tcPr>
-          <w:p>
-            <w:r>
-              <w:t>EXAM_DATA</w:t>
-            </w:r>
-          </w:p>
-        </w:tc>
-        <w:tc>
-          <w:tcPr>
-            <w:tcW w:w="3041" w:type="dxa"/>
-          </w:tcPr>
-          <w:p>
-            <w:r>
-              <w:t>Server → Client</w:t>
-            </w:r>
-          </w:p>
-        </w:tc>
-        <w:tc>
-          <w:tcPr>
-            <w:tcW w:w="3041" w:type="dxa"/>
-          </w:tcPr>
-          <w:p>
-            <w:r>
-              <w:t>Exam (no questions)</w:t>
-            </w:r>
-          </w:p>
-        </w:tc>
-      </w:tr>
-      <w:tr>
-        <w:tc>
-          <w:tcPr>
-            <w:tcW w:w="3041" w:type="dxa"/>
-          </w:tcPr>
-          <w:p>
-            <w:r>
-              <w:t>NEXT_QUESTION</w:t>
-            </w:r>
-          </w:p>
-        </w:tc>
-        <w:tc>
-          <w:tcPr>
-            <w:tcW w:w="3041" w:type="dxa"/>
-          </w:tcPr>
-          <w:p>
-            <w:r>
-              <w:t>Server → Client</w:t>
-            </w:r>
-          </w:p>
-        </w:tc>
-        <w:tc>
-          <w:tcPr>
-            <w:tcW w:w="3041" w:type="dxa"/>
-          </w:tcPr>
-          <w:p>
-            <w:r>
-              <w:t>QuestionDTO (no correct answer)</w:t>
-            </w:r>
-          </w:p>
-        </w:tc>
-      </w:tr>
-      <w:tr>
-        <w:tc>
-          <w:tcPr>
-            <w:tcW w:w="3041" w:type="dxa"/>
-          </w:tcPr>
-          <w:p>
-            <w:r>
-              <w:t>SUBMIT_ANSWER</w:t>
-            </w:r>
-          </w:p>
-        </w:tc>
-        <w:tc>
-          <w:tcPr>
-            <w:tcW w:w="3041" w:type="dxa"/>
-          </w:tcPr>
-          <w:p>
-            <w:r>
-              <w:t>Client → Server</w:t>
-            </w:r>
-          </w:p>
-        </w:tc>
-        <w:tc>
-          <w:tcPr>
-            <w:tcW w:w="3041" w:type="dxa"/>
-          </w:tcPr>
-          <w:p>
-            <w:r>
-              <w:t>String — selected answer</w:t>
-            </w:r>
-          </w:p>
-        </w:tc>
-      </w:tr>
-      <w:tr>
-        <w:tc>
-          <w:tcPr>
-            <w:tcW w:w="3041" w:type="dxa"/>
-          </w:tcPr>
-          <w:p>
-            <w:r>
-              <w:t>RESULT</w:t>
-            </w:r>
-          </w:p>
-        </w:tc>
-        <w:tc>
-          <w:tcPr>
-            <w:tcW w:w="3041" w:type="dxa"/>
-          </w:tcPr>
-          <w:p>
-            <w:r>
-              <w:t>Server → Client</w:t>
-            </w:r>
-          </w:p>
-        </w:tc>
-        <w:tc>
-          <w:tcPr>
-            <w:tcW w:w="3041" w:type="dxa"/>
-          </w:tcPr>
-          <w:p>
-            <w:r>
-              <w:t>Result object</w:t>
-            </w:r>
-          </w:p>
-        </w:tc>
-      </w:tr>
-      <w:tr>
-        <w:tc>
-          <w:tcPr>
-            <w:tcW w:w="3041" w:type="dxa"/>
-          </w:tcPr>
-          <w:p>
-            <w:r>
-              <w:t>ERROR</w:t>
-            </w:r>
-          </w:p>
-        </w:tc>
-        <w:tc>
-          <w:tcPr>
-            <w:tcW w:w="3041" w:type="dxa"/>
-          </w:tcPr>
-          <w:p>
-            <w:r>
-              <w:t>Both directions</w:t>
-            </w:r>
-          </w:p>
-        </w:tc>
-        <w:tc>
-          <w:tcPr>
-            <w:tcW w:w="3041" w:type="dxa"/>
-          </w:tcPr>
-          <w:p>
-            <w:r>
-              <w:t>String — error message</w:t>
-            </w:r>
-          </w:p>
-        </w:tc>
-      </w:tr>
-    </w:tbl>
-    <w:p/>
-    <w:p>
-      <w:r>
-        <w:lastRenderedPageBreak/>
-        <w:t>Security note: QuestionDTO intentionally omits the correctAnswer field. Answer comparison is done exclusively on the server side.</w:t>
-      </w:r>
-    </w:p>
-    <w:p>
-      <w:pPr>
-        <w:pStyle w:val="Heading1"/>
-      </w:pPr>
-      <w:r>
-        <w:rPr>
-          <w:color w:val="1F497D"/>
-        </w:rPr>
-        <w:t>6. Database Design</w:t>
-      </w:r>
-    </w:p>
-    <w:p>
-      <w:r>
-        <w:t>The project uses MySQL (installable via XAMPP). The database is named 'onlineexam'.</w:t>
-      </w:r>
-    </w:p>
-    <w:p>
-      <w:pPr>
-        <w:pStyle w:val="Heading2"/>
-      </w:pPr>
-      <w:r>
-        <w:rPr>
-          <w:color w:val="2E74B5"/>
-        </w:rPr>
-        <w:t>6.1  ExamResults Table (Required by Specification)</w:t>
-      </w:r>
-    </w:p>
-    <w:p>
-      <w:pPr>
-        <w:ind w:left="567"/>
-      </w:pPr>
-      <w:r>
-        <w:rPr>
-          <w:rFonts w:ascii="Courier New" w:hAnsi="Courier New"/>
-          <w:color w:val="006000"/>
-          <w:sz w:val="18"/>
-        </w:rPr>
-        <w:t>CREATE TABLE `ExamResults` (</w:t>
-      </w:r>
-      <w:r>
-        <w:rPr>
-          <w:rFonts w:ascii="Courier New" w:hAnsi="Courier New"/>
-          <w:color w:val="006000"/>
-          <w:sz w:val="18"/>
-        </w:rPr>
-        <w:br/>
-        <w:t xml:space="preserve">  `ID`          INT(11)  NOT NULL AUTO_INCREMENT,</w:t>
-      </w:r>
-      <w:r>
-        <w:rPr>
-          <w:rFonts w:ascii="Courier New" w:hAnsi="Courier New"/>
-          <w:color w:val="006000"/>
-          <w:sz w:val="18"/>
-        </w:rPr>
-        <w:br/>
-        <w:t xml:space="preserve">  `Student ID`  TEXT     NOT NULL,</w:t>
-      </w:r>
-      <w:r>
-        <w:rPr>
-          <w:rFonts w:ascii="Courier New" w:hAnsi="Courier New"/>
-          <w:color w:val="006000"/>
-          <w:sz w:val="18"/>
-        </w:rPr>
-        <w:br/>
-        <w:t xml:space="preserve">  `Course Name` TEXT     NOT NULL,</w:t>
-      </w:r>
-      <w:r>
-        <w:rPr>
-          <w:rFonts w:ascii="Courier New" w:hAnsi="Courier New"/>
-          <w:color w:val="006000"/>
-          <w:sz w:val="18"/>
-        </w:rPr>
-        <w:br/>
-        <w:t xml:space="preserve">  `Year`        TEXT     NOT NULL,</w:t>
-      </w:r>
-      <w:r>
-        <w:rPr>
-          <w:rFonts w:ascii="Courier New" w:hAnsi="Courier New"/>
-          <w:color w:val="006000"/>
-          <w:sz w:val="18"/>
-        </w:rPr>
-        <w:br/>
-        <w:t xml:space="preserve">  `Semester`    TEXT     NOT NULL,</w:t>
-      </w:r>
-      <w:r>
-        <w:rPr>
-          <w:rFonts w:ascii="Courier New" w:hAnsi="Courier New"/>
-          <w:color w:val="006000"/>
-          <w:sz w:val="18"/>
-        </w:rPr>
-        <w:br/>
-        <w:t xml:space="preserve">  `Score`       INT(11)  NOT NULL,</w:t>
-      </w:r>
-      <w:r>
-        <w:rPr>
-          <w:rFonts w:ascii="Courier New" w:hAnsi="Courier New"/>
-          <w:color w:val="006000"/>
-          <w:sz w:val="18"/>
-        </w:rPr>
-        <w:br/>
-        <w:t xml:space="preserve">  PRIMARY KEY (`ID`)</w:t>
-      </w:r>
-      <w:r>
-        <w:rPr>
-          <w:rFonts w:ascii="Courier New" w:hAnsi="Courier New"/>
-          <w:color w:val="006000"/>
-          <w:sz w:val="18"/>
-        </w:rPr>
-        <w:br/>
-        <w:t>) ENGINE=InnoDB DEFAULT CHARSET=utf8mb4;</w:t>
-      </w:r>
-    </w:p>
-    <w:p>
-      <w:pPr>
-        <w:pStyle w:val="Heading2"/>
-      </w:pPr>
-      <w:r>
-        <w:rPr>
-          <w:color w:val="2E74B5"/>
-        </w:rPr>
-        <w:t>6.2  Supporting Tables</w:t>
-      </w:r>
-    </w:p>
-    <w:p>
-      <w:r>
-        <w:t>EXAMS — stores metadata of created exams:</w:t>
-      </w:r>
-    </w:p>
-    <w:p>
-      <w:pPr>
-        <w:ind w:left="567"/>
-      </w:pPr>
-      <w:r>
-        <w:rPr>
-          <w:rFonts w:ascii="Courier New" w:hAnsi="Courier New"/>
-          <w:color w:val="006000"/>
-          <w:sz w:val="18"/>
-        </w:rPr>
-        <w:t>CREATE TABLE IF NOT EXISTS EXAMS (</w:t>
-      </w:r>
-      <w:r>
-        <w:rPr>
-          <w:rFonts w:ascii="Courier New" w:hAnsi="Courier New"/>
-          <w:color w:val="006000"/>
-          <w:sz w:val="18"/>
-        </w:rPr>
-        <w:br/>
-        <w:t xml:space="preserve">  id INT AUTO_INCREMENT PRIMARY KEY,</w:t>
-      </w:r>
-      <w:r>
-        <w:rPr>
-          <w:rFonts w:ascii="Courier New" w:hAnsi="Courier New"/>
-          <w:color w:val="006000"/>
-          <w:sz w:val="18"/>
-        </w:rPr>
-        <w:br/>
-        <w:t xml:space="preserve">  `name` VARCHAR(255), `year` VARCHAR(255),</w:t>
-      </w:r>
-      <w:r>
-        <w:rPr>
-          <w:rFonts w:ascii="Courier New" w:hAnsi="Courier New"/>
-          <w:color w:val="006000"/>
-          <w:sz w:val="18"/>
-        </w:rPr>
-        <w:br/>
-        <w:t xml:space="preserve">  `semester` VARCHAR(255), start_time TIMESTAMP,</w:t>
-      </w:r>
-      <w:r>
-        <w:rPr>
-          <w:rFonts w:ascii="Courier New" w:hAnsi="Courier New"/>
-          <w:color w:val="006000"/>
-          <w:sz w:val="18"/>
-        </w:rPr>
-        <w:br/>
-        <w:t xml:space="preserve">  question_count INT</w:t>
-      </w:r>
-      <w:r>
-        <w:rPr>
-          <w:rFonts w:ascii="Courier New" w:hAnsi="Courier New"/>
-          <w:color w:val="006000"/>
-          <w:sz w:val="18"/>
-        </w:rPr>
-        <w:br/>
-        <w:t>);</w:t>
-      </w:r>
-    </w:p>
-    <w:p>
-      <w:r>
-        <w:t>PROGRESS — enables exam resume after disconnection:</w:t>
-      </w:r>
-    </w:p>
-    <w:p>
-      <w:pPr>
-        <w:ind w:left="567"/>
-      </w:pPr>
-      <w:r>
-        <w:rPr>
-          <w:rFonts w:ascii="Courier New" w:hAnsi="Courier New"/>
-          <w:color w:val="006000"/>
-          <w:sz w:val="18"/>
-        </w:rPr>
-        <w:t>CREATE TABLE IF NOT EXISTS PROGRESS (</w:t>
-      </w:r>
-      <w:r>
-        <w:rPr>
-          <w:rFonts w:ascii="Courier New" w:hAnsi="Courier New"/>
-          <w:color w:val="006000"/>
-          <w:sz w:val="18"/>
-        </w:rPr>
-        <w:br/>
-        <w:t xml:space="preserve">  id INT AUTO_INCREMENT PRIMARY KEY,</w:t>
-      </w:r>
-      <w:r>
-        <w:rPr>
-          <w:rFonts w:ascii="Courier New" w:hAnsi="Courier New"/>
-          <w:color w:val="006000"/>
-          <w:sz w:val="18"/>
-        </w:rPr>
-        <w:br/>
-        <w:t xml:space="preserve">  student_name VARCHAR(255), exam_id INT,</w:t>
-      </w:r>
-      <w:r>
-        <w:rPr>
-          <w:rFonts w:ascii="Courier New" w:hAnsi="Courier New"/>
-          <w:color w:val="006000"/>
-          <w:sz w:val="18"/>
-        </w:rPr>
-        <w:br/>
-        <w:t xml:space="preserve">  current_question INT DEFAULT 0,</w:t>
-      </w:r>
-      <w:r>
-        <w:rPr>
-          <w:rFonts w:ascii="Courier New" w:hAnsi="Courier New"/>
-          <w:color w:val="006000"/>
-          <w:sz w:val="18"/>
-        </w:rPr>
-        <w:br/>
-        <w:t xml:space="preserve">  current_score INT DEFAULT 0,</w:t>
-      </w:r>
-      <w:r>
-        <w:rPr>
-          <w:rFonts w:ascii="Courier New" w:hAnsi="Courier New"/>
-          <w:color w:val="006000"/>
-          <w:sz w:val="18"/>
-        </w:rPr>
-        <w:br/>
-        <w:t xml:space="preserve">  UNIQUE(student_name, exam_id)</w:t>
-      </w:r>
-      <w:r>
-        <w:rPr>
-          <w:rFonts w:ascii="Courier New" w:hAnsi="Courier New"/>
-          <w:color w:val="006000"/>
-          <w:sz w:val="18"/>
-        </w:rPr>
-        <w:br/>
-        <w:t>);</w:t>
-      </w:r>
-    </w:p>
-    <w:p>
-      <w:pPr>
-        <w:pStyle w:val="Heading2"/>
-      </w:pPr>
-      <w:r>
-        <w:rPr>
-          <w:color w:val="2E74B5"/>
-        </w:rPr>
-        <w:t>6.3  Database Verification (phpMyAdmin)</w:t>
-      </w:r>
-    </w:p>
-    <w:p>
-      <w:pPr/>
-      <w:r>
-        <w:rPr>
-          <w:sz w:val="22"/>
-        </w:rPr>
-        <w:t>The following screenshot shows the ExamResults table as seen in phpMyAdmin (XAMPP at http://localhost/phpmyadmin). It confirms that student results are successfully stored after exam completion, with all required columns correctly populated: ID, Student ID, Course Name, Year, Semester, and Score.</w:t>
-      </w:r>
-    </w:p>
-    <w:p>
-      <w:pPr>
-        <w:jc w:val="center"/>
-      </w:pPr>
-      <w:r>
-        <w:drawing>
-          <wp:inline xmlns:a="http://schemas.openxmlformats.org/drawingml/2006/main" xmlns:pic="http://schemas.openxmlformats.org/drawingml/2006/picture">
-            <wp:extent cx="5303520" cy="5303520"/>
-            <wp:docPr id="9" name="Picture 9"/>
-            <wp:cNvGraphicFramePr>
-              <a:graphicFrameLocks noChangeAspect="1"/>
-            </wp:cNvGraphicFramePr>
-            <a:graphic>
-              <a:graphicData uri="http://schemas.openxmlformats.org/drawingml/2006/picture">
-                <pic:pic>
-                  <pic:nvPicPr>
-                    <pic:cNvPr id="0" name="phpmyadmin_examresults_1778859851919.png"/>
-                    <pic:cNvPicPr/>
-                  </pic:nvPicPr>
-                  <pic:blipFill>
-                    <a:blip r:embed="rId16"/>
-                    <a:stretch>
-                      <a:fillRect/>
-                    </a:stretch>
-                  </pic:blipFill>
-                  <pic:spPr>
-                    <a:xfrm>
-                      <a:off x="0" y="0"/>
-                      <a:ext cx="5303520" cy="5303520"/>
-                    </a:xfrm>
-                    <a:prstGeom prst="rect"/>
-                  </pic:spPr>
-                </pic:pic>
-              </a:graphicData>
-            </a:graphic>
-          </wp:inline>
-        </w:drawing>
-      </w:r>
-    </w:p>
-    <w:p>
-      <w:pPr>
-        <w:jc w:val="center"/>
-      </w:pPr>
-      <w:r>
-        <w:rPr>
-          <w:i/>
-          <w:sz w:val="18"/>
-        </w:rPr>
-        <w:t>Figure 9 — phpMyAdmin: ExamResults table with sample student records</w:t>
-      </w:r>
-    </w:p>
-    <w:p>
-      <w:pPr/>
-      <w:r>
-        <w:rPr>
-          <w:b/>
-          <w:sz w:val="22"/>
-        </w:rPr>
-        <w:t>Database Connection Settings (DatabaseManager.java):</w:t>
-      </w:r>
-    </w:p>
-    <w:p>
-      <w:pPr>
-        <w:ind w:left="567"/>
-      </w:pPr>
-      <w:r>
-        <w:rPr>
-          <w:rFonts w:ascii="Courier New" w:hAnsi="Courier New"/>
-          <w:color w:val="006000"/>
-          <w:sz w:val="18"/>
-        </w:rPr>
-        <w:t>URL:       jdbc:mysql://localhost:3306/onlineexam</w:t>
-        <w:br/>
-        <w:t>Username:  root</w:t>
-        <w:br/>
-        <w:t>Password:  (empty — default XAMPP)</w:t>
-        <w:br/>
-        <w:t>Tool:      XAMPP &gt; phpMyAdmin &gt; http://localhost/phpmyadmin</w:t>
-      </w:r>
-    </w:p>
-    <w:p>
-      <w:pPr/>
-    </w:p>
-    <w:p>
-      <w:pPr>
-        <w:pStyle w:val="Heading2"/>
-      </w:pPr>
-      <w:r>
-        <w:rPr>
-          <w:color w:val="2E74B5"/>
-        </w:rPr>
-        <w:t>6.4  Key Database Operations</w:t>
-      </w:r>
-    </w:p>
-    <w:tbl>
-      <w:tblPr>
-        <w:tblStyle w:val="TableGrid"/>
-        <w:tblW w:w="0" w:type="auto"/>
-        <w:tblLook w:val="04A0" w:firstRow="1" w:lastRow="0" w:firstColumn="1" w:lastColumn="0" w:noHBand="0" w:noVBand="1"/>
-      </w:tblPr>
-      <w:tblGrid>
-        <w:gridCol w:w="3041"/>
-        <w:gridCol w:w="3041"/>
-        <w:gridCol w:w="3041"/>
-      </w:tblGrid>
-      <w:tr>
-        <w:tc>
-          <w:tcPr>
-            <w:tcW w:w="3041" w:type="dxa"/>
-          </w:tcPr>
-          <w:p>
-            <w:r>
-              <w:rPr>
-                <w:b/>
-              </w:rPr>
-              <w:t>Operation</w:t>
-            </w:r>
-          </w:p>
-        </w:tc>
-        <w:tc>
-          <w:tcPr>
-            <w:tcW w:w="3041" w:type="dxa"/>
-          </w:tcPr>
-          <w:p>
-            <w:r>
-              <w:rPr>
-                <w:b/>
-              </w:rPr>
-              <w:t>Method</w:t>
-            </w:r>
-          </w:p>
-        </w:tc>
-        <w:tc>
-          <w:tcPr>
-            <w:tcW w:w="3041" w:type="dxa"/>
-          </w:tcPr>
-          <w:p>
-            <w:r>
-              <w:rPr>
-                <w:b/>
-              </w:rPr>
-              <w:t>Description</w:t>
-            </w:r>
-          </w:p>
-        </w:tc>
-      </w:tr>
-      <w:tr>
-        <w:tc>
-          <w:tcPr>
-            <w:tcW w:w="3041" w:type="dxa"/>
-          </w:tcPr>
-          <w:p>
-            <w:r>
-              <w:t>Save exam</w:t>
-            </w:r>
-          </w:p>
-        </w:tc>
-        <w:tc>
-          <w:tcPr>
-            <w:tcW w:w="3041" w:type="dxa"/>
-          </w:tcPr>
-          <w:p>
-            <w:r>
-              <w:t>saveExam()</w:t>
-            </w:r>
-          </w:p>
-        </w:tc>
-        <w:tc>
-          <w:tcPr>
-            <w:tcW w:w="3041" w:type="dxa"/>
-          </w:tcPr>
-          <w:p>
-            <w:r>
-              <w:t>INSERT INTO EXAMS</w:t>
-            </w:r>
-          </w:p>
-        </w:tc>
-      </w:tr>
-      <w:tr>
-        <w:tc>
-          <w:tcPr>
-            <w:tcW w:w="3041" w:type="dxa"/>
-          </w:tcPr>
-          <w:p>
-            <w:r>
-              <w:t>Save result</w:t>
-            </w:r>
-          </w:p>
-        </w:tc>
-        <w:tc>
-          <w:tcPr>
-            <w:tcW w:w="3041" w:type="dxa"/>
-          </w:tcPr>
-          <w:p>
-            <w:r>
-              <w:t>saveResult()</w:t>
-            </w:r>
-          </w:p>
-        </w:tc>
-        <w:tc>
-          <w:tcPr>
-            <w:tcW w:w="3041" w:type="dxa"/>
-          </w:tcPr>
-          <w:p>
-            <w:r>
-              <w:t>INSERT INTO ExamResults</w:t>
-            </w:r>
-          </w:p>
-        </w:tc>
-      </w:tr>
-      <w:tr>
-        <w:tc>
-          <w:tcPr>
-            <w:tcW w:w="3041" w:type="dxa"/>
-          </w:tcPr>
-          <w:p>
-            <w:r>
-              <w:t>Save progress</w:t>
-            </w:r>
-          </w:p>
-        </w:tc>
-        <w:tc>
-          <w:tcPr>
-            <w:tcW w:w="3041" w:type="dxa"/>
-          </w:tcPr>
-          <w:p>
-            <w:r>
-              <w:t>saveProgress()</w:t>
-            </w:r>
-          </w:p>
-        </w:tc>
-        <w:tc>
-          <w:tcPr>
-            <w:tcW w:w="3041" w:type="dxa"/>
-          </w:tcPr>
-          <w:p>
-            <w:r>
-              <w:t>INSERT … ON DUPLICATE KEY UPDATE</w:t>
-            </w:r>
-          </w:p>
-        </w:tc>
-      </w:tr>
-      <w:tr>
-        <w:tc>
-          <w:tcPr>
-            <w:tcW w:w="3041" w:type="dxa"/>
-          </w:tcPr>
-          <w:p>
-            <w:r>
-              <w:t>Restore progress</w:t>
-            </w:r>
-          </w:p>
-        </w:tc>
-        <w:tc>
-          <w:tcPr>
-            <w:tcW w:w="3041" w:type="dxa"/>
-          </w:tcPr>
-          <w:p>
-            <w:r>
-              <w:t>getProgress()</w:t>
-            </w:r>
-          </w:p>
-        </w:tc>
-        <w:tc>
-          <w:tcPr>
-            <w:tcW w:w="3041" w:type="dxa"/>
-          </w:tcPr>
-          <w:p>
-            <w:r>
-              <w:t>SELECT current_question, current_score</w:t>
-            </w:r>
-          </w:p>
-        </w:tc>
-      </w:tr>
-      <w:tr>
-        <w:tc>
-          <w:tcPr>
-            <w:tcW w:w="3041" w:type="dxa"/>
-          </w:tcPr>
-          <w:p>
-            <w:r>
-              <w:t>Check completed</w:t>
-            </w:r>
-          </w:p>
-        </w:tc>
-        <w:tc>
-          <w:tcPr>
-            <w:tcW w:w="3041" w:type="dxa"/>
-          </w:tcPr>
-          <w:p>
-            <w:r>
-              <w:t>hasCompleted()</w:t>
-            </w:r>
-          </w:p>
-        </w:tc>
-        <w:tc>
-          <w:tcPr>
-            <w:tcW w:w="3041" w:type="dxa"/>
-          </w:tcPr>
-          <w:p>
-            <w:r>
-              <w:t>COUNT(*) FROM ExamResults WHERE Student ID=?</w:t>
-            </w:r>
-          </w:p>
-        </w:tc>
-      </w:tr>
-      <w:tr>
-        <w:tc>
-          <w:tcPr>
-            <w:tcW w:w="3041" w:type="dxa"/>
-          </w:tcPr>
-          <w:p>
-            <w:r>
-              <w:t>Count completions</w:t>
-            </w:r>
-          </w:p>
-        </w:tc>
-        <w:tc>
-          <w:tcPr>
-            <w:tcW w:w="3041" w:type="dxa"/>
-          </w:tcPr>
-          <w:p>
-            <w:r>
-              <w:t>getCompletedCount()</w:t>
-            </w:r>
-          </w:p>
-        </w:tc>
-        <w:tc>
-          <w:tcPr>
-            <w:tcW w:w="3041" w:type="dxa"/>
-          </w:tcPr>
-          <w:p>
-            <w:r>
-              <w:t xml:space="preserve">COUNT(*) FROM ExamResults WHERE Course </w:t>
-            </w:r>
-            <w:r>
-              <w:lastRenderedPageBreak/>
-              <w:t>Name=?</w:t>
-            </w:r>
-          </w:p>
-        </w:tc>
-      </w:tr>
-    </w:tbl>
-    <w:p/>
-    <w:p>
-      <w:pPr>
-        <w:pStyle w:val="Heading1"/>
-      </w:pPr>
-      <w:r>
-        <w:rPr>
-          <w:color w:val="1F497D"/>
-        </w:rPr>
-        <w:t>7. Logging</w:t>
-      </w:r>
-    </w:p>
-    <w:p>
-      <w:r>
-        <w:t>LogManager writes timestamped entries to exam_log.txt in the project directory, appending to any existing log. All 5 required events are logged:</w:t>
-      </w:r>
-    </w:p>
-    <w:tbl>
-      <w:tblPr>
-        <w:tblStyle w:val="TableGrid"/>
-        <w:tblW w:w="0" w:type="auto"/>
-        <w:tblLook w:val="04A0" w:firstRow="1" w:lastRow="0" w:firstColumn="1" w:lastColumn="0" w:noHBand="0" w:noVBand="1"/>
-      </w:tblPr>
-      <w:tblGrid>
-        <w:gridCol w:w="4561"/>
-        <w:gridCol w:w="4561"/>
-      </w:tblGrid>
-      <w:tr>
-        <w:tc>
-          <w:tcPr>
-            <w:tcW w:w="4561" w:type="dxa"/>
-          </w:tcPr>
-          <w:p>
-            <w:r>
-              <w:rPr>
-                <w:b/>
-              </w:rPr>
-              <w:t>Event</w:t>
-            </w:r>
-          </w:p>
-        </w:tc>
-        <w:tc>
-          <w:tcPr>
-            <w:tcW w:w="4561" w:type="dxa"/>
-          </w:tcPr>
-          <w:p>
-            <w:r>
-              <w:rPr>
-                <w:b/>
-              </w:rPr>
-              <w:t>Log Entry</w:t>
-            </w:r>
-          </w:p>
-        </w:tc>
-      </w:tr>
-      <w:tr>
-        <w:tc>
-          <w:tcPr>
-            <w:tcW w:w="4561" w:type="dxa"/>
-          </w:tcPr>
-          <w:p>
-            <w:r>
-              <w:t>Exam created</w:t>
-            </w:r>
-          </w:p>
-        </w:tc>
-        <w:tc>
-          <w:tcPr>
-            <w:tcW w:w="4561" w:type="dxa"/>
-          </w:tcPr>
-          <w:p>
-            <w:r>
-              <w:t>EXAM_CREATED: &lt;name&gt; (&lt;semester&gt; &lt;year&gt;) with N questions</w:t>
-            </w:r>
-          </w:p>
-        </w:tc>
-      </w:tr>
-      <w:tr>
-        <w:tc>
-          <w:tcPr>
-            <w:tcW w:w="4561" w:type="dxa"/>
-          </w:tcPr>
-          <w:p>
-            <w:r>
-              <w:t>Client connects</w:t>
-            </w:r>
-          </w:p>
-        </w:tc>
-        <w:tc>
-          <w:tcPr>
-            <w:tcW w:w="4561" w:type="dxa"/>
-          </w:tcPr>
-          <w:p>
-            <w:r>
-              <w:t>Student connected: &lt;id&gt; from &lt;ip&gt;</w:t>
-            </w:r>
-          </w:p>
-        </w:tc>
-      </w:tr>
-      <w:tr>
-        <w:tc>
-          <w:tcPr>
-            <w:tcW w:w="4561" w:type="dxa"/>
-          </w:tcPr>
-          <w:p>
-            <w:r>
-              <w:t>Student selects exam</w:t>
-            </w:r>
-          </w:p>
-        </w:tc>
-        <w:tc>
-          <w:tcPr>
-            <w:tcW w:w="4561" w:type="dxa"/>
-          </w:tcPr>
-          <w:p>
-            <w:r>
-              <w:t>EXAM_SELECT: &lt;id&gt; -&gt; &lt;exam name&gt;</w:t>
-            </w:r>
-          </w:p>
-        </w:tc>
-      </w:tr>
-      <w:tr>
-        <w:tc>
-          <w:tcPr>
-            <w:tcW w:w="4561" w:type="dxa"/>
-          </w:tcPr>
-          <w:p>
-            <w:r>
-              <w:t>Final score</w:t>
-            </w:r>
-          </w:p>
-        </w:tc>
-        <w:tc>
-          <w:tcPr>
-            <w:tcW w:w="4561" w:type="dxa"/>
-          </w:tcPr>
-          <w:p>
-            <w:r>
-              <w:t>EXAM_COMPLETE: &lt;id&gt; score=N  /  &lt;id&gt; scored N/T</w:t>
-            </w:r>
-          </w:p>
-        </w:tc>
-      </w:tr>
-      <w:tr>
-        <w:tc>
-          <w:tcPr>
-            <w:tcW w:w="4561" w:type="dxa"/>
-          </w:tcPr>
-          <w:p>
-            <w:r>
-              <w:t>Server start/stop</w:t>
-            </w:r>
-          </w:p>
-        </w:tc>
-        <w:tc>
-          <w:tcPr>
-            <w:tcW w:w="4561" w:type="dxa"/>
-          </w:tcPr>
-          <w:p>
-            <w:r>
-              <w:t>Server started on port 3000  /  Server stopped.</w:t>
-            </w:r>
-          </w:p>
-        </w:tc>
-      </w:tr>
-    </w:tbl>
-    <w:p/>
-    <w:p>
-      <w:r>
-        <w:t>Sample log output:</w:t>
-      </w:r>
-    </w:p>
-    <w:p>
-      <w:pPr>
-        <w:ind w:left="567"/>
-      </w:pPr>
-      <w:r>
-        <w:rPr>
-          <w:rFonts w:ascii="Courier New" w:hAnsi="Courier New"/>
-          <w:color w:val="006000"/>
-          <w:sz w:val="18"/>
-        </w:rPr>
-        <w:t>[2026-05-15 14:00:01] Server started on port 3000</w:t>
-      </w:r>
-      <w:r>
-        <w:rPr>
-          <w:rFonts w:ascii="Courier New" w:hAnsi="Courier New"/>
-          <w:color w:val="006000"/>
-          <w:sz w:val="18"/>
-        </w:rPr>
-        <w:br/>
-        <w:t>[2026-05-15 14:05:22] Student connected: S202312345 from 192.168.1.5</w:t>
-      </w:r>
-      <w:r>
-        <w:rPr>
-          <w:rFonts w:ascii="Courier New" w:hAnsi="Courier New"/>
-          <w:color w:val="006000"/>
-          <w:sz w:val="18"/>
-        </w:rPr>
-        <w:br/>
-        <w:t>[2026-05-15 14:05:25] EXAM_SELECT: S202312345 -&gt; CPCS405</w:t>
-      </w:r>
-      <w:r>
-        <w:rPr>
-          <w:rFonts w:ascii="Courier New" w:hAnsi="Courier New"/>
-          <w:color w:val="006000"/>
-          <w:sz w:val="18"/>
-        </w:rPr>
-        <w:br/>
-        <w:t>[2026-05-15 14:05:25] EXAM_CREATED: CPCS405 (Spring 2026) with 5 questions</w:t>
-      </w:r>
-      <w:r>
-        <w:rPr>
-          <w:rFonts w:ascii="Courier New" w:hAnsi="Courier New"/>
-          <w:color w:val="006000"/>
-          <w:sz w:val="18"/>
-        </w:rPr>
-        <w:br/>
-        <w:t>[2026-05-15 14:32:11] S202312345 scored 4/5</w:t>
-      </w:r>
-      <w:r>
-        <w:rPr>
-          <w:rFonts w:ascii="Courier New" w:hAnsi="Courier New"/>
-          <w:color w:val="006000"/>
-          <w:sz w:val="18"/>
-        </w:rPr>
-        <w:br/>
-        <w:t>[2026-05-15 14:32:11] EXAM_COMPLETE: S202312345 score=4</w:t>
-      </w:r>
-    </w:p>
-    <w:p>
-      <w:pPr>
-        <w:pStyle w:val="Heading1"/>
-      </w:pPr>
-      <w:r>
-        <w:rPr>
-          <w:color w:val="1F497D"/>
-        </w:rPr>
-        <w:t>8. Internationalization</w:t>
-      </w:r>
-    </w:p>
-    <w:p>
-      <w:r>
-        <w:t>The mode selection screen (Figure 1) is fully internationalized using Java's ResourceBundle. The language toggle button cycles between English and Arabic at runtime without restarting the app.</w:t>
-      </w:r>
-    </w:p>
-    <w:p>
-      <w:pPr>
-        <w:pStyle w:val="Heading2"/>
-      </w:pPr>
-      <w:r>
-        <w:rPr>
-          <w:color w:val="2E74B5"/>
-        </w:rPr>
-        <w:t>Messages_en.properties</w:t>
-      </w:r>
-    </w:p>
-    <w:p>
-      <w:pPr>
-        <w:ind w:left="567"/>
-      </w:pPr>
-      <w:r>
-        <w:rPr>
-          <w:rFonts w:ascii="Courier New" w:hAnsi="Courier New"/>
-          <w:color w:val="006000"/>
-          <w:sz w:val="18"/>
-        </w:rPr>
-        <w:t>btn.server=Start Exam Server</w:t>
-      </w:r>
-      <w:r>
-        <w:rPr>
-          <w:rFonts w:ascii="Courier New" w:hAnsi="Courier New"/>
-          <w:color w:val="006000"/>
-          <w:sz w:val="18"/>
-        </w:rPr>
-        <w:br/>
-        <w:t>btn.client=Join Exam</w:t>
-      </w:r>
-      <w:r>
-        <w:rPr>
-          <w:rFonts w:ascii="Courier New" w:hAnsi="Courier New"/>
-          <w:color w:val="006000"/>
-          <w:sz w:val="18"/>
-        </w:rPr>
-        <w:br/>
-        <w:t>btn.lang=\u0639\u0631\u0628\u064a</w:t>
-      </w:r>
-      <w:r>
-        <w:rPr>
-          <w:rFonts w:ascii="Courier New" w:hAnsi="Courier New"/>
-          <w:color w:val="006000"/>
-          <w:sz w:val="18"/>
-        </w:rPr>
-        <w:br/>
-        <w:t>msg.no_exams=No active exams available at this time.</w:t>
-      </w:r>
-    </w:p>
-    <w:p>
-      <w:pPr>
-        <w:pStyle w:val="Heading2"/>
-      </w:pPr>
-      <w:r>
-        <w:rPr>
-          <w:color w:val="2E74B5"/>
-        </w:rPr>
-        <w:t>Messages_ar.properties</w:t>
-      </w:r>
-    </w:p>
-    <w:p>
-      <w:pPr>
-        <w:ind w:left="567"/>
-      </w:pPr>
-      <w:r>
-        <w:rPr>
-          <w:rFonts w:ascii="Courier New" w:hAnsi="Courier New"/>
-          <w:color w:val="006000"/>
-          <w:sz w:val="18"/>
-        </w:rPr>
-        <w:t>btn.server=\u0628\u062f\u0621 \u062e\u0627\u062f\u0645 \u0627\u0644\u0627\u0645\u062a\u062d\u0627\u0646</w:t>
-      </w:r>
-      <w:r>
-        <w:rPr>
-          <w:rFonts w:ascii="Courier New" w:hAnsi="Courier New"/>
-          <w:color w:val="006000"/>
-          <w:sz w:val="18"/>
-        </w:rPr>
-        <w:br/>
-        <w:t>btn.client=\u0627\u0644\u0627\u0646\u0636\u0645\u0627\u0645 \u0644\u0644\u0627\u0645\u062a\u062d\u0627\u0646</w:t>
-      </w:r>
-      <w:r>
-        <w:rPr>
-          <w:rFonts w:ascii="Courier New" w:hAnsi="Courier New"/>
-          <w:color w:val="006000"/>
-          <w:sz w:val="18"/>
-        </w:rPr>
-        <w:br/>
-        <w:t>btn.lang=\u0627\u0646\u062c\u0644\u064a\u0632\u064a</w:t>
-      </w:r>
-      <w:r>
-        <w:rPr>
-          <w:rFonts w:ascii="Courier New" w:hAnsi="Courier New"/>
-          <w:color w:val="006000"/>
-          <w:sz w:val="18"/>
-        </w:rPr>
-        <w:br/>
-        <w:t>msg.no_exams=\u0644\u0627 \u062a\u0648\u062c\u062f \u0627\u0645\u062a\u062d\u0627\u0646\u0627\u062a \u0645\u062a\u0627\u062d\u0629 \u062d\u0627\u0644\u064a\u0627\u064b.</w:t>
-      </w:r>
-    </w:p>
-    <w:p>
-      <w:pPr>
-        <w:pStyle w:val="Heading1"/>
-      </w:pPr>
-      <w:r>
-        <w:rPr>
-          <w:color w:val="1F497D"/>
-        </w:rPr>
-        <w:lastRenderedPageBreak/>
-        <w:t>9. Question File Format</w:t>
-      </w:r>
-    </w:p>
-    <w:p>
-      <w:r>
-        <w:t>Questions are stored in plain text files (.txt), one question per line, separated by semicolons.</w:t>
-      </w:r>
-    </w:p>
-    <w:p>
-      <w:pPr>
-        <w:pStyle w:val="Heading2"/>
-      </w:pPr>
-      <w:r>
-        <w:rPr>
-          <w:color w:val="2E74B5"/>
-        </w:rPr>
-        <w:t>True/False Format</w:t>
-      </w:r>
-    </w:p>
-    <w:p>
-      <w:pPr>
-        <w:ind w:left="567"/>
-      </w:pPr>
-      <w:r>
-        <w:rPr>
-          <w:rFonts w:ascii="Courier New" w:hAnsi="Courier New"/>
-          <w:color w:val="006000"/>
-          <w:sz w:val="18"/>
-        </w:rPr>
-        <w:t>TF;&lt;question text&gt;;&lt;TRUE|FALSE&gt;</w:t>
-      </w:r>
-    </w:p>
-    <w:p>
-      <w:pPr>
-        <w:pStyle w:val="Heading2"/>
-      </w:pPr>
-      <w:r>
-        <w:rPr>
-          <w:color w:val="2E74B5"/>
-        </w:rPr>
-        <w:t>MCQ Format</w:t>
-      </w:r>
-    </w:p>
-    <w:p>
-      <w:pPr>
-        <w:ind w:left="567"/>
-      </w:pPr>
-      <w:r>
-        <w:rPr>
-          <w:rFonts w:ascii="Courier New" w:hAnsi="Courier New"/>
-          <w:color w:val="006000"/>
-          <w:sz w:val="18"/>
-        </w:rPr>
-        <w:t>MCQ;&lt;text&gt;;&lt;c1&gt;;&lt;CORRECT|INCORRECT&gt;;&lt;c2&gt;;&lt;CORRECT|INCORRECT&gt;;&lt;c3&gt;;&lt;CORRECT|INCORRECT&gt;;&lt;c4&gt;;&lt;CORRECT|INCORRECT&gt;</w:t>
-      </w:r>
-    </w:p>
-    <w:p>
-      <w:pPr>
-        <w:pStyle w:val="Heading2"/>
-      </w:pPr>
-      <w:r>
-        <w:rPr>
-          <w:color w:val="2E74B5"/>
-        </w:rPr>
-        <w:t>sample_questions.txt</w:t>
-      </w:r>
-    </w:p>
-    <w:p>
-      <w:pPr>
-        <w:ind w:left="567"/>
-      </w:pPr>
-      <w:r>
-        <w:rPr>
-          <w:rFonts w:ascii="Courier New" w:hAnsi="Courier New"/>
-          <w:color w:val="006000"/>
-          <w:sz w:val="18"/>
-        </w:rPr>
-        <w:t>MCQ;What does OOP stand for?;Object-Oriented Programming;CORRECT;Object-Oriented Process;INCORRECT;Online Object Programming;INCORRECT;Operational Object Paradigm;INCORRECT</w:t>
-      </w:r>
-      <w:r>
-        <w:rPr>
-          <w:rFonts w:ascii="Courier New" w:hAnsi="Courier New"/>
-          <w:color w:val="006000"/>
-          <w:sz w:val="18"/>
-        </w:rPr>
-        <w:br/>
-        <w:t>TF;Java is a compiled language that runs on the JVM.;TRUE</w:t>
-      </w:r>
-      <w:r>
-        <w:rPr>
-          <w:rFonts w:ascii="Courier New" w:hAnsi="Courier New"/>
-          <w:color w:val="006000"/>
-          <w:sz w:val="18"/>
-        </w:rPr>
-        <w:br/>
-        <w:t>MCQ;Which keyword is used to inherit a class in Java?;implements;INCORRECT;inherits;INCORRECT;extends;CORRECT;super;INCORRECT</w:t>
-      </w:r>
-      <w:r>
-        <w:rPr>
-          <w:rFonts w:ascii="Courier New" w:hAnsi="Courier New"/>
-          <w:color w:val="006000"/>
-          <w:sz w:val="18"/>
-        </w:rPr>
-        <w:br/>
-        <w:t>TF;A constructor can have a return type in Java.;FALSE</w:t>
-      </w:r>
-      <w:r>
-        <w:rPr>
-          <w:rFonts w:ascii="Courier New" w:hAnsi="Courier New"/>
-          <w:color w:val="006000"/>
-          <w:sz w:val="18"/>
-        </w:rPr>
-        <w:br/>
-        <w:t>MCQ;Which collection is used to store key-value pairs?;ArrayList;INCORRECT;HashSet;INCORRECT;HashMap;CORRECT;LinkedList;INCORRECT</w:t>
-      </w:r>
-    </w:p>
-    <w:p>
-      <w:r>
-        <w:t>Scoring: Each question is worth 1 point. The total score equals the number of correctly answered questions. Invalid lines are skipped with an error message.</w:t>
-      </w:r>
-    </w:p>
-    <w:p>
-      <w:pPr>
-        <w:pStyle w:val="Heading1"/>
-      </w:pPr>
-      <w:r>
-        <w:rPr>
-          <w:color w:val="1F497D"/>
-        </w:rPr>
-        <w:t>10. How to Run</w:t>
+        <w:t>1 How to Run</w:t>
       </w:r>
     </w:p>
     <w:p>
@@ -3073,7 +111,20 @@
         <w:pStyle w:val="ListBullet"/>
       </w:pPr>
       <w:r>
-        <w:t>Java 17+ with JavaFX SDK (included in javafx-sdk/)</w:t>
+        <w:t xml:space="preserve">Java 17+ with JavaFX SDK (included in </w:t>
+      </w:r>
+      <w:proofErr w:type="spellStart"/>
+      <w:proofErr w:type="gramStart"/>
+      <w:r>
+        <w:t>javafx</w:t>
+      </w:r>
+      <w:proofErr w:type="gramEnd"/>
+      <w:r>
+        <w:t>-sdk</w:t>
+      </w:r>
+      <w:proofErr w:type="spellEnd"/>
+      <w:r>
+        <w:t>/)</w:t>
       </w:r>
     </w:p>
     <w:p>
@@ -3081,7 +132,15 @@
         <w:pStyle w:val="ListBullet"/>
       </w:pPr>
       <w:r>
-        <w:t>MySQL running locally (e.g., via XAMPP) — user: root, password: empty</w:t>
+        <w:t xml:space="preserve">MySQL running locally (e.g., via </w:t>
+      </w:r>
+      <w:proofErr w:type="gramStart"/>
+      <w:r>
+        <w:t>XAMPP) —</w:t>
+      </w:r>
+      <w:proofErr w:type="gramEnd"/>
+      <w:r>
+        <w:t xml:space="preserve"> user: root, password: empty</w:t>
       </w:r>
     </w:p>
     <w:p>
@@ -3091,6 +150,31 @@
       <w:r>
         <w:t>mysql-connector-j-8.4.0.jar in lib/ (included)</w:t>
       </w:r>
+    </w:p>
+    <w:p>
+      <w:pPr>
+        <w:pStyle w:val="ListBullet"/>
+      </w:pPr>
+      <w:hyperlink r:id="rId6" w:history="1">
+        <w:r>
+          <w:rPr>
+            <w:rStyle w:val="Hyperlink"/>
+          </w:rPr>
+          <w:t>http://localhost/phpmyad</w:t>
+        </w:r>
+        <w:r>
+          <w:rPr>
+            <w:rStyle w:val="Hyperlink"/>
+          </w:rPr>
+          <w:t>m</w:t>
+        </w:r>
+        <w:r>
+          <w:rPr>
+            <w:rStyle w:val="Hyperlink"/>
+          </w:rPr>
+          <w:t>in/</w:t>
+        </w:r>
+      </w:hyperlink>
     </w:p>
     <w:p>
       <w:pPr>
@@ -3113,7 +197,25 @@
           <w:color w:val="006000"/>
           <w:sz w:val="18"/>
         </w:rPr>
-        <w:t>run.bat   # from the OnlineExamSystem directory</w:t>
+        <w:t xml:space="preserve">run.bat   # from the </w:t>
+      </w:r>
+      <w:proofErr w:type="spellStart"/>
+      <w:r>
+        <w:rPr>
+          <w:rFonts w:ascii="Courier New" w:hAnsi="Courier New"/>
+          <w:color w:val="006000"/>
+          <w:sz w:val="18"/>
+        </w:rPr>
+        <w:t>OnlineExamSystem</w:t>
+      </w:r>
+      <w:proofErr w:type="spellEnd"/>
+      <w:r>
+        <w:rPr>
+          <w:rFonts w:ascii="Courier New" w:hAnsi="Courier New"/>
+          <w:color w:val="006000"/>
+          <w:sz w:val="18"/>
+        </w:rPr>
+        <w:t xml:space="preserve"> directory</w:t>
       </w:r>
     </w:p>
     <w:p>
@@ -3134,358 +236,619 @@
         <w:pStyle w:val="ListBullet"/>
       </w:pPr>
       <w:r>
-        <w:t>2. Compiles all Java source files with JavaFX and MySQL on the classpath</w:t>
+        <w:t xml:space="preserve">2. Compiles all Java source files with JavaFX and MySQL on the </w:t>
       </w:r>
+      <w:proofErr w:type="spellStart"/>
+      <w:r>
+        <w:t>classpath</w:t>
+      </w:r>
+      <w:proofErr w:type="spellEnd"/>
     </w:p>
     <w:p>
       <w:pPr>
         <w:pStyle w:val="ListBullet"/>
       </w:pPr>
       <w:r>
-        <w:t>3. Launches MainApp — the mode selection screen appears</w:t>
+        <w:t xml:space="preserve">3. Launches </w:t>
       </w:r>
-    </w:p>
-    <w:p>
-      <w:pPr>
-        <w:pStyle w:val="Heading2"/>
-      </w:pPr>
+      <w:proofErr w:type="spellStart"/>
       <w:r>
-        <w:rPr>
-          <w:color w:val="2E74B5"/>
-        </w:rPr>
-        <w:t>Starting a Server Session</w:t>
+        <w:t>MainApp</w:t>
+      </w:r>
+      <w:proofErr w:type="spellEnd"/>
+      <w:r>
+        <w:t xml:space="preserve"> — the mode selection screen appears</w:t>
       </w:r>
     </w:p>
     <w:p>
       <w:pPr>
         <w:pStyle w:val="ListBullet"/>
+        <w:numPr>
+          <w:ilvl w:val="0"/>
+          <w:numId w:val="0"/>
+        </w:numPr>
+        <w:ind w:left="360" w:hanging="360"/>
+      </w:pPr>
+    </w:p>
+    <w:p>
+      <w:pPr>
+        <w:pStyle w:val="ListBullet"/>
+        <w:numPr>
+          <w:ilvl w:val="0"/>
+          <w:numId w:val="0"/>
+        </w:numPr>
+        <w:ind w:left="360" w:hanging="360"/>
       </w:pPr>
       <w:r>
-        <w:t>Click 'Start Exam Server' — dashboard opens, server starts on port 3000</w:t>
+        <w:drawing>
+          <wp:inline distT="0" distB="0" distL="0" distR="0" wp14:anchorId="17C515F9" wp14:editId="7EE8AD9F">
+            <wp:extent cx="4724435" cy="2638444"/>
+            <wp:effectExtent l="0" t="0" r="0" b="0"/>
+            <wp:docPr id="19612520" name="Picture 1"/>
+            <wp:cNvGraphicFramePr>
+              <a:graphicFrameLocks xmlns:a="http://schemas.openxmlformats.org/drawingml/2006/main" noChangeAspect="1"/>
+            </wp:cNvGraphicFramePr>
+            <a:graphic xmlns:a="http://schemas.openxmlformats.org/drawingml/2006/main">
+              <a:graphicData uri="http://schemas.openxmlformats.org/drawingml/2006/picture">
+                <pic:pic xmlns:pic="http://schemas.openxmlformats.org/drawingml/2006/picture">
+                  <pic:nvPicPr>
+                    <pic:cNvPr id="19612520" name=""/>
+                    <pic:cNvPicPr/>
+                  </pic:nvPicPr>
+                  <pic:blipFill>
+                    <a:blip r:embed="rId7"/>
+                    <a:stretch>
+                      <a:fillRect/>
+                    </a:stretch>
+                  </pic:blipFill>
+                  <pic:spPr>
+                    <a:xfrm>
+                      <a:off x="0" y="0"/>
+                      <a:ext cx="4724435" cy="2638444"/>
+                    </a:xfrm>
+                    <a:prstGeom prst="rect">
+                      <a:avLst/>
+                    </a:prstGeom>
+                  </pic:spPr>
+                </pic:pic>
+              </a:graphicData>
+            </a:graphic>
+          </wp:inline>
+        </w:drawing>
       </w:r>
     </w:p>
     <w:p>
       <w:pPr>
         <w:pStyle w:val="ListBullet"/>
+        <w:numPr>
+          <w:ilvl w:val="0"/>
+          <w:numId w:val="0"/>
+        </w:numPr>
+        <w:ind w:left="360" w:hanging="360"/>
+      </w:pPr>
+    </w:p>
+    <w:p>
+      <w:pPr>
+        <w:pStyle w:val="ListBullet"/>
+        <w:numPr>
+          <w:ilvl w:val="0"/>
+          <w:numId w:val="0"/>
+        </w:numPr>
+        <w:ind w:left="360" w:hanging="360"/>
       </w:pPr>
       <w:r>
-        <w:t>Go to File → New Exam, fill in course name, year, semester</w:t>
+        <w:drawing>
+          <wp:inline distT="0" distB="0" distL="0" distR="0" wp14:anchorId="3F8C9ED6" wp14:editId="13CD7A24">
+            <wp:extent cx="5792470" cy="3762375"/>
+            <wp:effectExtent l="0" t="0" r="0" b="9525"/>
+            <wp:docPr id="990227307" name="Picture 1"/>
+            <wp:cNvGraphicFramePr>
+              <a:graphicFrameLocks xmlns:a="http://schemas.openxmlformats.org/drawingml/2006/main" noChangeAspect="1"/>
+            </wp:cNvGraphicFramePr>
+            <a:graphic xmlns:a="http://schemas.openxmlformats.org/drawingml/2006/main">
+              <a:graphicData uri="http://schemas.openxmlformats.org/drawingml/2006/picture">
+                <pic:pic xmlns:pic="http://schemas.openxmlformats.org/drawingml/2006/picture">
+                  <pic:nvPicPr>
+                    <pic:cNvPr id="990227307" name=""/>
+                    <pic:cNvPicPr/>
+                  </pic:nvPicPr>
+                  <pic:blipFill>
+                    <a:blip r:embed="rId8"/>
+                    <a:stretch>
+                      <a:fillRect/>
+                    </a:stretch>
+                  </pic:blipFill>
+                  <pic:spPr>
+                    <a:xfrm>
+                      <a:off x="0" y="0"/>
+                      <a:ext cx="5792470" cy="3762375"/>
+                    </a:xfrm>
+                    <a:prstGeom prst="rect">
+                      <a:avLst/>
+                    </a:prstGeom>
+                  </pic:spPr>
+                </pic:pic>
+              </a:graphicData>
+            </a:graphic>
+          </wp:inline>
+        </w:drawing>
       </w:r>
     </w:p>
     <w:p>
       <w:pPr>
         <w:pStyle w:val="ListBullet"/>
+        <w:numPr>
+          <w:ilvl w:val="0"/>
+          <w:numId w:val="0"/>
+        </w:numPr>
+        <w:ind w:left="360" w:hanging="360"/>
       </w:pPr>
       <w:r>
-        <w:t>Click 'Import File' → select sample_questions.txt</w:t>
+        <w:drawing>
+          <wp:inline distT="0" distB="0" distL="0" distR="0" wp14:anchorId="056DB46D" wp14:editId="5DBD7D6D">
+            <wp:extent cx="5792470" cy="3541395"/>
+            <wp:effectExtent l="0" t="0" r="0" b="1905"/>
+            <wp:docPr id="237633985" name="Picture 1"/>
+            <wp:cNvGraphicFramePr>
+              <a:graphicFrameLocks xmlns:a="http://schemas.openxmlformats.org/drawingml/2006/main" noChangeAspect="1"/>
+            </wp:cNvGraphicFramePr>
+            <a:graphic xmlns:a="http://schemas.openxmlformats.org/drawingml/2006/main">
+              <a:graphicData uri="http://schemas.openxmlformats.org/drawingml/2006/picture">
+                <pic:pic xmlns:pic="http://schemas.openxmlformats.org/drawingml/2006/picture">
+                  <pic:nvPicPr>
+                    <pic:cNvPr id="237633985" name=""/>
+                    <pic:cNvPicPr/>
+                  </pic:nvPicPr>
+                  <pic:blipFill>
+                    <a:blip r:embed="rId9"/>
+                    <a:stretch>
+                      <a:fillRect/>
+                    </a:stretch>
+                  </pic:blipFill>
+                  <pic:spPr>
+                    <a:xfrm>
+                      <a:off x="0" y="0"/>
+                      <a:ext cx="5792470" cy="3541395"/>
+                    </a:xfrm>
+                    <a:prstGeom prst="rect">
+                      <a:avLst/>
+                    </a:prstGeom>
+                  </pic:spPr>
+                </pic:pic>
+              </a:graphicData>
+            </a:graphic>
+          </wp:inline>
+        </w:drawing>
       </w:r>
     </w:p>
     <w:p>
       <w:pPr>
         <w:pStyle w:val="ListBullet"/>
+        <w:numPr>
+          <w:ilvl w:val="0"/>
+          <w:numId w:val="0"/>
+        </w:numPr>
+        <w:ind w:left="360" w:hanging="360"/>
       </w:pPr>
-      <w:r>
-        <w:t>Click 'Create Exam' → exam appears in the dashboard table</w:t>
-      </w:r>
     </w:p>
     <w:p>
       <w:pPr>
-        <w:pStyle w:val="Heading2"/>
+        <w:pStyle w:val="ListBullet"/>
+        <w:numPr>
+          <w:ilvl w:val="0"/>
+          <w:numId w:val="0"/>
+        </w:numPr>
+        <w:ind w:left="360" w:hanging="360"/>
       </w:pPr>
       <w:r>
-        <w:rPr>
-          <w:color w:val="2E74B5"/>
-        </w:rPr>
         <w:lastRenderedPageBreak/>
-        <w:t>Joining as a Student</w:t>
+        <w:drawing>
+          <wp:inline distT="0" distB="0" distL="0" distR="0" wp14:anchorId="5C1C5BFB" wp14:editId="470188DF">
+            <wp:extent cx="3371875" cy="1981214"/>
+            <wp:effectExtent l="0" t="0" r="0" b="0"/>
+            <wp:docPr id="2076615250" name="Picture 1"/>
+            <wp:cNvGraphicFramePr>
+              <a:graphicFrameLocks xmlns:a="http://schemas.openxmlformats.org/drawingml/2006/main" noChangeAspect="1"/>
+            </wp:cNvGraphicFramePr>
+            <a:graphic xmlns:a="http://schemas.openxmlformats.org/drawingml/2006/main">
+              <a:graphicData uri="http://schemas.openxmlformats.org/drawingml/2006/picture">
+                <pic:pic xmlns:pic="http://schemas.openxmlformats.org/drawingml/2006/picture">
+                  <pic:nvPicPr>
+                    <pic:cNvPr id="2076615250" name=""/>
+                    <pic:cNvPicPr/>
+                  </pic:nvPicPr>
+                  <pic:blipFill>
+                    <a:blip r:embed="rId10"/>
+                    <a:stretch>
+                      <a:fillRect/>
+                    </a:stretch>
+                  </pic:blipFill>
+                  <pic:spPr>
+                    <a:xfrm>
+                      <a:off x="0" y="0"/>
+                      <a:ext cx="3371875" cy="1981214"/>
+                    </a:xfrm>
+                    <a:prstGeom prst="rect">
+                      <a:avLst/>
+                    </a:prstGeom>
+                  </pic:spPr>
+                </pic:pic>
+              </a:graphicData>
+            </a:graphic>
+          </wp:inline>
+        </w:drawing>
       </w:r>
     </w:p>
     <w:p>
       <w:pPr>
         <w:pStyle w:val="ListBullet"/>
+        <w:numPr>
+          <w:ilvl w:val="0"/>
+          <w:numId w:val="0"/>
+        </w:numPr>
+        <w:ind w:left="360" w:hanging="360"/>
+      </w:pPr>
+    </w:p>
+    <w:p>
+      <w:pPr>
+        <w:pStyle w:val="ListBullet"/>
+        <w:numPr>
+          <w:ilvl w:val="0"/>
+          <w:numId w:val="0"/>
+        </w:numPr>
+        <w:ind w:left="360" w:hanging="360"/>
       </w:pPr>
       <w:r>
-        <w:t>Click 'Join Exam' → login window opens</w:t>
+        <w:drawing>
+          <wp:inline distT="0" distB="0" distL="0" distR="0" wp14:anchorId="6056CC68" wp14:editId="7CECA937">
+            <wp:extent cx="3162323" cy="3533801"/>
+            <wp:effectExtent l="0" t="0" r="0" b="9525"/>
+            <wp:docPr id="1636168960" name="Picture 1"/>
+            <wp:cNvGraphicFramePr>
+              <a:graphicFrameLocks xmlns:a="http://schemas.openxmlformats.org/drawingml/2006/main" noChangeAspect="1"/>
+            </wp:cNvGraphicFramePr>
+            <a:graphic xmlns:a="http://schemas.openxmlformats.org/drawingml/2006/main">
+              <a:graphicData uri="http://schemas.openxmlformats.org/drawingml/2006/picture">
+                <pic:pic xmlns:pic="http://schemas.openxmlformats.org/drawingml/2006/picture">
+                  <pic:nvPicPr>
+                    <pic:cNvPr id="1636168960" name=""/>
+                    <pic:cNvPicPr/>
+                  </pic:nvPicPr>
+                  <pic:blipFill>
+                    <a:blip r:embed="rId11"/>
+                    <a:stretch>
+                      <a:fillRect/>
+                    </a:stretch>
+                  </pic:blipFill>
+                  <pic:spPr>
+                    <a:xfrm>
+                      <a:off x="0" y="0"/>
+                      <a:ext cx="3162323" cy="3533801"/>
+                    </a:xfrm>
+                    <a:prstGeom prst="rect">
+                      <a:avLst/>
+                    </a:prstGeom>
+                  </pic:spPr>
+                </pic:pic>
+              </a:graphicData>
+            </a:graphic>
+          </wp:inline>
+        </w:drawing>
       </w:r>
     </w:p>
     <w:p>
       <w:pPr>
         <w:pStyle w:val="ListBullet"/>
+        <w:numPr>
+          <w:ilvl w:val="0"/>
+          <w:numId w:val="0"/>
+        </w:numPr>
+        <w:ind w:left="360" w:hanging="360"/>
       </w:pPr>
       <w:r>
-        <w:t>Enter Student ID, Server IP (localhost if same machine), Port 3000</w:t>
+        <w:lastRenderedPageBreak/>
+        <w:drawing>
+          <wp:inline distT="0" distB="0" distL="0" distR="0" wp14:anchorId="46329739" wp14:editId="1DE02CE4">
+            <wp:extent cx="4248181" cy="3124223"/>
+            <wp:effectExtent l="0" t="0" r="0" b="0"/>
+            <wp:docPr id="1592584976" name="Picture 1"/>
+            <wp:cNvGraphicFramePr>
+              <a:graphicFrameLocks xmlns:a="http://schemas.openxmlformats.org/drawingml/2006/main" noChangeAspect="1"/>
+            </wp:cNvGraphicFramePr>
+            <a:graphic xmlns:a="http://schemas.openxmlformats.org/drawingml/2006/main">
+              <a:graphicData uri="http://schemas.openxmlformats.org/drawingml/2006/picture">
+                <pic:pic xmlns:pic="http://schemas.openxmlformats.org/drawingml/2006/picture">
+                  <pic:nvPicPr>
+                    <pic:cNvPr id="1592584976" name=""/>
+                    <pic:cNvPicPr/>
+                  </pic:nvPicPr>
+                  <pic:blipFill>
+                    <a:blip r:embed="rId12"/>
+                    <a:stretch>
+                      <a:fillRect/>
+                    </a:stretch>
+                  </pic:blipFill>
+                  <pic:spPr>
+                    <a:xfrm>
+                      <a:off x="0" y="0"/>
+                      <a:ext cx="4248181" cy="3124223"/>
+                    </a:xfrm>
+                    <a:prstGeom prst="rect">
+                      <a:avLst/>
+                    </a:prstGeom>
+                  </pic:spPr>
+                </pic:pic>
+              </a:graphicData>
+            </a:graphic>
+          </wp:inline>
+        </w:drawing>
       </w:r>
     </w:p>
     <w:p>
       <w:pPr>
         <w:pStyle w:val="ListBullet"/>
+        <w:numPr>
+          <w:ilvl w:val="0"/>
+          <w:numId w:val="0"/>
+        </w:numPr>
+        <w:ind w:left="360" w:hanging="360"/>
       </w:pPr>
       <w:r>
-        <w:t>Click Connect → exam list appears in a ChoiceBox</w:t>
+        <w:drawing>
+          <wp:inline distT="0" distB="0" distL="0" distR="0" wp14:anchorId="15784E97" wp14:editId="436BA35D">
+            <wp:extent cx="4743485" cy="4524408"/>
+            <wp:effectExtent l="0" t="0" r="0" b="9525"/>
+            <wp:docPr id="1006900993" name="Picture 1"/>
+            <wp:cNvGraphicFramePr>
+              <a:graphicFrameLocks xmlns:a="http://schemas.openxmlformats.org/drawingml/2006/main" noChangeAspect="1"/>
+            </wp:cNvGraphicFramePr>
+            <a:graphic xmlns:a="http://schemas.openxmlformats.org/drawingml/2006/main">
+              <a:graphicData uri="http://schemas.openxmlformats.org/drawingml/2006/picture">
+                <pic:pic xmlns:pic="http://schemas.openxmlformats.org/drawingml/2006/picture">
+                  <pic:nvPicPr>
+                    <pic:cNvPr id="1006900993" name=""/>
+                    <pic:cNvPicPr/>
+                  </pic:nvPicPr>
+                  <pic:blipFill>
+                    <a:blip r:embed="rId13"/>
+                    <a:stretch>
+                      <a:fillRect/>
+                    </a:stretch>
+                  </pic:blipFill>
+                  <pic:spPr>
+                    <a:xfrm>
+                      <a:off x="0" y="0"/>
+                      <a:ext cx="4743485" cy="4524408"/>
+                    </a:xfrm>
+                    <a:prstGeom prst="rect">
+                      <a:avLst/>
+                    </a:prstGeom>
+                  </pic:spPr>
+                </pic:pic>
+              </a:graphicData>
+            </a:graphic>
+          </wp:inline>
+        </w:drawing>
       </w:r>
     </w:p>
     <w:p>
       <w:pPr>
         <w:pStyle w:val="ListBullet"/>
+        <w:numPr>
+          <w:ilvl w:val="0"/>
+          <w:numId w:val="0"/>
+        </w:numPr>
+        <w:ind w:left="360" w:hanging="360"/>
+      </w:pPr>
+    </w:p>
+    <w:p>
+      <w:pPr>
+        <w:pStyle w:val="ListBullet"/>
+        <w:numPr>
+          <w:ilvl w:val="0"/>
+          <w:numId w:val="0"/>
+        </w:numPr>
+        <w:ind w:left="360" w:hanging="360"/>
       </w:pPr>
       <w:r>
-        <w:t>Select an exam → click 'Start Exam'</w:t>
+        <w:lastRenderedPageBreak/>
+        <w:drawing>
+          <wp:inline distT="0" distB="0" distL="0" distR="0" wp14:anchorId="38F867E2" wp14:editId="2CB62796">
+            <wp:extent cx="3381400" cy="1952639"/>
+            <wp:effectExtent l="0" t="0" r="9525" b="9525"/>
+            <wp:docPr id="181195865" name="Picture 1"/>
+            <wp:cNvGraphicFramePr>
+              <a:graphicFrameLocks xmlns:a="http://schemas.openxmlformats.org/drawingml/2006/main" noChangeAspect="1"/>
+            </wp:cNvGraphicFramePr>
+            <a:graphic xmlns:a="http://schemas.openxmlformats.org/drawingml/2006/main">
+              <a:graphicData uri="http://schemas.openxmlformats.org/drawingml/2006/picture">
+                <pic:pic xmlns:pic="http://schemas.openxmlformats.org/drawingml/2006/picture">
+                  <pic:nvPicPr>
+                    <pic:cNvPr id="181195865" name=""/>
+                    <pic:cNvPicPr/>
+                  </pic:nvPicPr>
+                  <pic:blipFill>
+                    <a:blip r:embed="rId14"/>
+                    <a:stretch>
+                      <a:fillRect/>
+                    </a:stretch>
+                  </pic:blipFill>
+                  <pic:spPr>
+                    <a:xfrm>
+                      <a:off x="0" y="0"/>
+                      <a:ext cx="3381400" cy="1952639"/>
+                    </a:xfrm>
+                    <a:prstGeom prst="rect">
+                      <a:avLst/>
+                    </a:prstGeom>
+                  </pic:spPr>
+                </pic:pic>
+              </a:graphicData>
+            </a:graphic>
+          </wp:inline>
+        </w:drawing>
       </w:r>
     </w:p>
     <w:p>
       <w:pPr>
         <w:pStyle w:val="ListBullet"/>
+        <w:numPr>
+          <w:ilvl w:val="0"/>
+          <w:numId w:val="0"/>
+        </w:numPr>
+        <w:ind w:left="360" w:hanging="360"/>
       </w:pPr>
       <w:r>
-        <w:t>Answer each question and click 'Next'</w:t>
+        <w:drawing>
+          <wp:inline distT="0" distB="0" distL="0" distR="0" wp14:anchorId="54AAB7C5" wp14:editId="1125F7F9">
+            <wp:extent cx="5792470" cy="3560445"/>
+            <wp:effectExtent l="0" t="0" r="0" b="1905"/>
+            <wp:docPr id="1729565438" name="Picture 1"/>
+            <wp:cNvGraphicFramePr>
+              <a:graphicFrameLocks xmlns:a="http://schemas.openxmlformats.org/drawingml/2006/main" noChangeAspect="1"/>
+            </wp:cNvGraphicFramePr>
+            <a:graphic xmlns:a="http://schemas.openxmlformats.org/drawingml/2006/main">
+              <a:graphicData uri="http://schemas.openxmlformats.org/drawingml/2006/picture">
+                <pic:pic xmlns:pic="http://schemas.openxmlformats.org/drawingml/2006/picture">
+                  <pic:nvPicPr>
+                    <pic:cNvPr id="1729565438" name=""/>
+                    <pic:cNvPicPr/>
+                  </pic:nvPicPr>
+                  <pic:blipFill>
+                    <a:blip r:embed="rId15"/>
+                    <a:stretch>
+                      <a:fillRect/>
+                    </a:stretch>
+                  </pic:blipFill>
+                  <pic:spPr>
+                    <a:xfrm>
+                      <a:off x="0" y="0"/>
+                      <a:ext cx="5792470" cy="3560445"/>
+                    </a:xfrm>
+                    <a:prstGeom prst="rect">
+                      <a:avLst/>
+                    </a:prstGeom>
+                  </pic:spPr>
+                </pic:pic>
+              </a:graphicData>
+            </a:graphic>
+          </wp:inline>
+        </w:drawing>
       </w:r>
     </w:p>
     <w:p>
       <w:pPr>
         <w:pStyle w:val="ListBullet"/>
+        <w:numPr>
+          <w:ilvl w:val="0"/>
+          <w:numId w:val="0"/>
+        </w:numPr>
+        <w:ind w:left="360" w:hanging="360"/>
+      </w:pPr>
+    </w:p>
+    <w:p>
+      <w:pPr>
+        <w:pStyle w:val="ListBullet"/>
+        <w:numPr>
+          <w:ilvl w:val="0"/>
+          <w:numId w:val="0"/>
+        </w:numPr>
+        <w:ind w:left="360" w:hanging="360"/>
       </w:pPr>
       <w:r>
-        <w:t>Receive final score in a dialog</w:t>
+        <w:lastRenderedPageBreak/>
+        <w:drawing>
+          <wp:inline distT="0" distB="0" distL="0" distR="0" wp14:anchorId="762E1221" wp14:editId="607A7B24">
+            <wp:extent cx="4724435" cy="2619394"/>
+            <wp:effectExtent l="0" t="0" r="0" b="9525"/>
+            <wp:docPr id="1796692835" name="Picture 1"/>
+            <wp:cNvGraphicFramePr>
+              <a:graphicFrameLocks xmlns:a="http://schemas.openxmlformats.org/drawingml/2006/main" noChangeAspect="1"/>
+            </wp:cNvGraphicFramePr>
+            <a:graphic xmlns:a="http://schemas.openxmlformats.org/drawingml/2006/main">
+              <a:graphicData uri="http://schemas.openxmlformats.org/drawingml/2006/picture">
+                <pic:pic xmlns:pic="http://schemas.openxmlformats.org/drawingml/2006/picture">
+                  <pic:nvPicPr>
+                    <pic:cNvPr id="1796692835" name=""/>
+                    <pic:cNvPicPr/>
+                  </pic:nvPicPr>
+                  <pic:blipFill>
+                    <a:blip r:embed="rId16"/>
+                    <a:stretch>
+                      <a:fillRect/>
+                    </a:stretch>
+                  </pic:blipFill>
+                  <pic:spPr>
+                    <a:xfrm>
+                      <a:off x="0" y="0"/>
+                      <a:ext cx="4724435" cy="2619394"/>
+                    </a:xfrm>
+                    <a:prstGeom prst="rect">
+                      <a:avLst/>
+                    </a:prstGeom>
+                  </pic:spPr>
+                </pic:pic>
+              </a:graphicData>
+            </a:graphic>
+          </wp:inline>
+        </w:drawing>
       </w:r>
     </w:p>
     <w:p>
       <w:pPr>
-        <w:pStyle w:val="Heading1"/>
+        <w:pStyle w:val="ListBullet"/>
+        <w:numPr>
+          <w:ilvl w:val="0"/>
+          <w:numId w:val="0"/>
+        </w:numPr>
+        <w:ind w:left="360" w:hanging="360"/>
+      </w:pPr>
+    </w:p>
+    <w:p>
+      <w:pPr>
+        <w:pStyle w:val="ListBullet"/>
+        <w:numPr>
+          <w:ilvl w:val="0"/>
+          <w:numId w:val="0"/>
+        </w:numPr>
+        <w:ind w:left="360" w:hanging="360"/>
       </w:pPr>
       <w:r>
-        <w:rPr>
-          <w:color w:val="1F497D"/>
-        </w:rPr>
-        <w:t>11. Submitted Files</w:t>
-      </w:r>
-    </w:p>
-    <w:tbl>
-      <w:tblPr>
-        <w:tblStyle w:val="TableGrid"/>
-        <w:tblW w:w="0" w:type="auto"/>
-        <w:tblLook w:val="04A0" w:firstRow="1" w:lastRow="0" w:firstColumn="1" w:lastColumn="0" w:noHBand="0" w:noVBand="1"/>
-      </w:tblPr>
-      <w:tblGrid>
-        <w:gridCol w:w="4561"/>
-        <w:gridCol w:w="4561"/>
-      </w:tblGrid>
-      <w:tr>
-        <w:tc>
-          <w:tcPr>
-            <w:tcW w:w="4561" w:type="dxa"/>
-          </w:tcPr>
-          <w:p>
-            <w:r>
-              <w:rPr>
-                <w:b/>
-              </w:rPr>
-              <w:t>File / Folder</w:t>
-            </w:r>
-          </w:p>
-        </w:tc>
-        <w:tc>
-          <w:tcPr>
-            <w:tcW w:w="4561" w:type="dxa"/>
-          </w:tcPr>
-          <w:p>
-            <w:r>
-              <w:rPr>
-                <w:b/>
-              </w:rPr>
-              <w:t>Description</w:t>
-            </w:r>
-          </w:p>
-        </w:tc>
-      </w:tr>
-      <w:tr>
-        <w:tc>
-          <w:tcPr>
-            <w:tcW w:w="4561" w:type="dxa"/>
-          </w:tcPr>
-          <w:p>
-            <w:r>
-              <w:t>src/</w:t>
-            </w:r>
-          </w:p>
-        </w:tc>
-        <w:tc>
-          <w:tcPr>
-            <w:tcW w:w="4561" w:type="dxa"/>
-          </w:tcPr>
-          <w:p>
-            <w:r>
-              <w:t>Complete Java source code (all packages)</w:t>
-            </w:r>
-          </w:p>
-        </w:tc>
-      </w:tr>
-      <w:tr>
-        <w:tc>
-          <w:tcPr>
-            <w:tcW w:w="4561" w:type="dxa"/>
-          </w:tcPr>
-          <w:p>
-            <w:r>
-              <w:t>src/resources/</w:t>
-            </w:r>
-          </w:p>
-        </w:tc>
-        <w:tc>
-          <w:tcPr>
-            <w:tcW w:w="4561" w:type="dxa"/>
-          </w:tcPr>
-          <w:p>
-            <w:r>
-              <w:t>FXML layouts, CSS, i18n properties files</w:t>
-            </w:r>
-          </w:p>
-        </w:tc>
-      </w:tr>
-      <w:tr>
-        <w:tc>
-          <w:tcPr>
-            <w:tcW w:w="4561" w:type="dxa"/>
-          </w:tcPr>
-          <w:p>
-            <w:r>
-              <w:t>sample_questions.txt</w:t>
-            </w:r>
-          </w:p>
-        </w:tc>
-        <w:tc>
-          <w:tcPr>
-            <w:tcW w:w="4561" w:type="dxa"/>
-          </w:tcPr>
-          <w:p>
-            <w:r>
-              <w:t>Sample exam file (3 MCQ + 2 TF questions)</w:t>
-            </w:r>
-          </w:p>
-        </w:tc>
-      </w:tr>
-      <w:tr>
-        <w:tc>
-          <w:tcPr>
-            <w:tcW w:w="4561" w:type="dxa"/>
-          </w:tcPr>
-          <w:p>
-            <w:r>
-              <w:t>Sample_Questions2.txt</w:t>
-            </w:r>
-          </w:p>
-        </w:tc>
-        <w:tc>
-          <w:tcPr>
-            <w:tcW w:w="4561" w:type="dxa"/>
-          </w:tcPr>
-          <w:p>
-            <w:r>
-              <w:t>Additional sample exam file (4 MCQ + 4 TF)</w:t>
-            </w:r>
-          </w:p>
-        </w:tc>
-      </w:tr>
-      <w:tr>
-        <w:tc>
-          <w:tcPr>
-            <w:tcW w:w="4561" w:type="dxa"/>
-          </w:tcPr>
-          <w:p>
-            <w:r>
-              <w:t>Database_Schema.sql</w:t>
-            </w:r>
-          </w:p>
-        </w:tc>
-        <w:tc>
-          <w:tcPr>
-            <w:tcW w:w="4561" w:type="dxa"/>
-          </w:tcPr>
-          <w:p>
-            <w:r>
-              <w:t>CREATE TABLE statement for ExamResults</w:t>
-            </w:r>
-          </w:p>
-        </w:tc>
-      </w:tr>
-      <w:tr>
-        <w:tc>
-          <w:tcPr>
-            <w:tcW w:w="4561" w:type="dxa"/>
-          </w:tcPr>
-          <w:p>
-            <w:r>
-              <w:t>run.bat</w:t>
-            </w:r>
-          </w:p>
-        </w:tc>
-        <w:tc>
-          <w:tcPr>
-            <w:tcW w:w="4561" w:type="dxa"/>
-          </w:tcPr>
-          <w:p>
-            <w:r>
-              <w:t>Windows build and run script</w:t>
-            </w:r>
-          </w:p>
-        </w:tc>
-      </w:tr>
-      <w:tr>
-        <w:tc>
-          <w:tcPr>
-            <w:tcW w:w="4561" w:type="dxa"/>
-          </w:tcPr>
-          <w:p>
-            <w:r>
-              <w:t>lib/mysql-connector-j-8.4.0.jar</w:t>
-            </w:r>
-          </w:p>
-        </w:tc>
-        <w:tc>
-          <w:tcPr>
-            <w:tcW w:w="4561" w:type="dxa"/>
-          </w:tcPr>
-          <w:p>
-            <w:r>
-              <w:t>MySQL JDBC driver</w:t>
-            </w:r>
-          </w:p>
-        </w:tc>
-      </w:tr>
-      <w:tr>
-        <w:tc>
-          <w:tcPr>
-            <w:tcW w:w="4561" w:type="dxa"/>
-          </w:tcPr>
-          <w:p>
-            <w:r>
-              <w:t>javafx-sdk/</w:t>
-            </w:r>
-          </w:p>
-        </w:tc>
-        <w:tc>
-          <w:tcPr>
-            <w:tcW w:w="4561" w:type="dxa"/>
-          </w:tcPr>
-          <w:p>
-            <w:r>
-              <w:t>JavaFX runtime SDK</w:t>
-            </w:r>
-          </w:p>
-        </w:tc>
-      </w:tr>
-    </w:tbl>
-    <w:p/>
-    <w:p/>
-    <w:p>
-      <w:pPr>
-        <w:jc w:val="center"/>
-      </w:pPr>
-      <w:r>
-        <w:rPr>
-          <w:i/>
-          <w:sz w:val="18"/>
-        </w:rPr>
-        <w:t>Report prepared by Raef Alharbi &amp; Mohanad Alqarni — CPCS 405, 2nd Semester 2026</w:t>
+        <w:drawing>
+          <wp:inline distT="0" distB="0" distL="0" distR="0" wp14:anchorId="0CBA4FED" wp14:editId="7FDA838B">
+            <wp:extent cx="5792470" cy="2940685"/>
+            <wp:effectExtent l="0" t="0" r="0" b="0"/>
+            <wp:docPr id="61728121" name="Picture 1"/>
+            <wp:cNvGraphicFramePr>
+              <a:graphicFrameLocks xmlns:a="http://schemas.openxmlformats.org/drawingml/2006/main" noChangeAspect="1"/>
+            </wp:cNvGraphicFramePr>
+            <a:graphic xmlns:a="http://schemas.openxmlformats.org/drawingml/2006/main">
+              <a:graphicData uri="http://schemas.openxmlformats.org/drawingml/2006/picture">
+                <pic:pic xmlns:pic="http://schemas.openxmlformats.org/drawingml/2006/picture">
+                  <pic:nvPicPr>
+                    <pic:cNvPr id="61728121" name=""/>
+                    <pic:cNvPicPr/>
+                  </pic:nvPicPr>
+                  <pic:blipFill>
+                    <a:blip r:embed="rId17"/>
+                    <a:stretch>
+                      <a:fillRect/>
+                    </a:stretch>
+                  </pic:blipFill>
+                  <pic:spPr>
+                    <a:xfrm>
+                      <a:off x="0" y="0"/>
+                      <a:ext cx="5792470" cy="2940685"/>
+                    </a:xfrm>
+                    <a:prstGeom prst="rect">
+                      <a:avLst/>
+                    </a:prstGeom>
+                  </pic:spPr>
+                </pic:pic>
+              </a:graphicData>
+            </a:graphic>
+          </wp:inline>
+        </w:drawing>
       </w:r>
     </w:p>
     <w:sectPr>
@@ -3653,7 +1016,7 @@
   <w:abstractNum w:abstractNumId="8" w15:restartNumberingAfterBreak="0">
     <w:nsid w:val="FFFFFF89"/>
     <w:multiLevelType w:val="singleLevel"/>
-    <w:tmpl w:val="29761A62"/>
+    <w:tmpl w:val="6A2EC042"/>
     <w:lvl w:ilvl="0">
       <w:start w:val="1"/>
       <w:numFmt w:val="bullet"/>
@@ -15081,6 +12444,41 @@
       </w:tcPr>
     </w:tblStylePr>
   </w:style>
+  <w:style w:type="character" w:styleId="Hyperlink">
+    <w:name w:val="Hyperlink"/>
+    <w:basedOn w:val="DefaultParagraphFont"/>
+    <w:uiPriority w:val="99"/>
+    <w:unhideWhenUsed/>
+    <w:rsid w:val="009E3740"/>
+    <w:rPr>
+      <w:color w:val="0000FF" w:themeColor="hyperlink"/>
+      <w:u w:val="single"/>
+    </w:rPr>
+  </w:style>
+  <w:style w:type="character" w:styleId="UnresolvedMention">
+    <w:name w:val="Unresolved Mention"/>
+    <w:basedOn w:val="DefaultParagraphFont"/>
+    <w:uiPriority w:val="99"/>
+    <w:semiHidden/>
+    <w:unhideWhenUsed/>
+    <w:rsid w:val="009E3740"/>
+    <w:rPr>
+      <w:color w:val="605E5C"/>
+      <w:shd w:val="clear" w:color="auto" w:fill="E1DFDD"/>
+    </w:rPr>
+  </w:style>
+  <w:style w:type="character" w:styleId="FollowedHyperlink">
+    <w:name w:val="FollowedHyperlink"/>
+    <w:basedOn w:val="DefaultParagraphFont"/>
+    <w:uiPriority w:val="99"/>
+    <w:semiHidden/>
+    <w:unhideWhenUsed/>
+    <w:rsid w:val="009E3740"/>
+    <w:rPr>
+      <w:color w:val="800080" w:themeColor="followedHyperlink"/>
+      <w:u w:val="single"/>
+    </w:rPr>
+  </w:style>
 </w:styles>
 </file>
 
